--- a/Sem6/Project report/advanced swing analyzer v2.docx
+++ b/Sem6/Project report/advanced swing analyzer v2.docx
@@ -4146,7 +4146,47 @@
                 <w:sz w:val="28"/>
                 <w:szCs w:val="28"/>
               </w:rPr>
-              <w:t>Chapter 10: FUTURE AND PRODUCTIZATION</w:t>
+              <w:t xml:space="preserve">Chapter </w:t>
+            </w:r>
+            <w:r>
+              <w:rPr>
+                <w:bCs/>
+                <w:sz w:val="28"/>
+                <w:szCs w:val="28"/>
+              </w:rPr>
+              <w:t xml:space="preserve">   </w:t>
+            </w:r>
+            <w:r>
+              <w:rPr>
+                <w:bCs/>
+                <w:sz w:val="28"/>
+                <w:szCs w:val="28"/>
+              </w:rPr>
+              <w:t xml:space="preserve">10: </w:t>
+            </w:r>
+            <w:r>
+              <w:rPr>
+                <w:bCs/>
+                <w:sz w:val="28"/>
+                <w:szCs w:val="28"/>
+              </w:rPr>
+              <w:t xml:space="preserve">  </w:t>
+            </w:r>
+            <w:r>
+              <w:rPr>
+                <w:bCs/>
+                <w:sz w:val="28"/>
+                <w:szCs w:val="28"/>
+              </w:rPr>
+              <w:t xml:space="preserve">FUTURE </w:t>
+            </w:r>
+            <w:r>
+              <w:rPr>
+                <w:bCs/>
+                <w:sz w:val="28"/>
+                <w:szCs w:val="28"/>
+              </w:rPr>
+              <w:t xml:space="preserve">SCOPE </w:t>
             </w:r>
           </w:p>
         </w:tc>
@@ -6405,13 +6445,92 @@
           <w:szCs w:val="28"/>
         </w:rPr>
       </w:pPr>
-      <w:r>
-        <w:rPr>
-          <w:rFonts w:ascii="Times New Roman" w:hAnsi="Times New Roman" w:cs="Times New Roman"/>
-          <w:b/>
-          <w:sz w:val="28"/>
-          <w:szCs w:val="28"/>
-        </w:rPr>
+    </w:p>
+    <w:p>
+      <w:pPr>
+        <w:spacing w:line="240" w:lineRule="auto"/>
+        <w:ind w:left="2880" w:firstLine="720"/>
+        <w:jc w:val="both"/>
+        <w:rPr>
+          <w:rFonts w:ascii="Times New Roman" w:hAnsi="Times New Roman" w:cs="Times New Roman"/>
+          <w:b/>
+          <w:sz w:val="28"/>
+          <w:szCs w:val="28"/>
+        </w:rPr>
+      </w:pPr>
+    </w:p>
+    <w:p>
+      <w:pPr>
+        <w:spacing w:line="240" w:lineRule="auto"/>
+        <w:ind w:left="2880" w:firstLine="720"/>
+        <w:jc w:val="both"/>
+        <w:rPr>
+          <w:rFonts w:ascii="Times New Roman" w:hAnsi="Times New Roman" w:cs="Times New Roman"/>
+          <w:b/>
+          <w:sz w:val="28"/>
+          <w:szCs w:val="28"/>
+        </w:rPr>
+      </w:pPr>
+    </w:p>
+    <w:p>
+      <w:pPr>
+        <w:spacing w:line="240" w:lineRule="auto"/>
+        <w:ind w:left="2880" w:firstLine="720"/>
+        <w:jc w:val="both"/>
+        <w:rPr>
+          <w:rFonts w:ascii="Times New Roman" w:hAnsi="Times New Roman" w:cs="Times New Roman"/>
+          <w:b/>
+          <w:sz w:val="28"/>
+          <w:szCs w:val="28"/>
+        </w:rPr>
+      </w:pPr>
+    </w:p>
+    <w:p>
+      <w:pPr>
+        <w:spacing w:line="240" w:lineRule="auto"/>
+        <w:ind w:left="2880" w:firstLine="720"/>
+        <w:jc w:val="both"/>
+        <w:rPr>
+          <w:rFonts w:ascii="Times New Roman" w:hAnsi="Times New Roman" w:cs="Times New Roman"/>
+          <w:b/>
+          <w:sz w:val="28"/>
+          <w:szCs w:val="28"/>
+        </w:rPr>
+      </w:pPr>
+    </w:p>
+    <w:p>
+      <w:pPr>
+        <w:spacing w:line="240" w:lineRule="auto"/>
+        <w:ind w:left="2880" w:firstLine="720"/>
+        <w:jc w:val="both"/>
+        <w:rPr>
+          <w:rFonts w:ascii="Times New Roman" w:hAnsi="Times New Roman" w:cs="Times New Roman"/>
+          <w:b/>
+          <w:sz w:val="28"/>
+          <w:szCs w:val="28"/>
+        </w:rPr>
+      </w:pPr>
+    </w:p>
+    <w:p>
+      <w:pPr>
+        <w:spacing w:line="240" w:lineRule="auto"/>
+        <w:ind w:left="2880" w:firstLine="720"/>
+        <w:jc w:val="both"/>
+        <w:rPr>
+          <w:rFonts w:ascii="Times New Roman" w:hAnsi="Times New Roman" w:cs="Times New Roman"/>
+          <w:b/>
+          <w:sz w:val="28"/>
+          <w:szCs w:val="28"/>
+        </w:rPr>
+      </w:pPr>
+      <w:r>
+        <w:rPr>
+          <w:rFonts w:ascii="Times New Roman" w:hAnsi="Times New Roman" w:cs="Times New Roman"/>
+          <w:b/>
+          <w:sz w:val="28"/>
+          <w:szCs w:val="28"/>
+        </w:rPr>
+        <w:lastRenderedPageBreak/>
         <w:t xml:space="preserve">CHAPTER </w:t>
       </w:r>
       <w:r>
@@ -6487,16 +6606,7 @@
           <w:sz w:val="28"/>
           <w:szCs w:val="28"/>
         </w:rPr>
-        <w:t xml:space="preserve">The development of intelligent sports analytics systems has gained significant attention in recent years due to advancements in embedded systems, wearable sensors, and machine learning. In badminton, performance analysis traditionally relies on manual observation, which lacks precision and real-time </w:t>
-      </w:r>
-      <w:r>
-        <w:rPr>
-          <w:rFonts w:ascii="Times New Roman" w:hAnsi="Times New Roman" w:cs="Times New Roman"/>
-          <w:sz w:val="28"/>
-          <w:szCs w:val="28"/>
-        </w:rPr>
-        <w:lastRenderedPageBreak/>
-        <w:t>feedback. Researchers and developers have explored various approaches to overcome these limitations using technology.</w:t>
+        <w:t>The development of intelligent sports analytics systems has gained significant attention in recent years due to advancements in embedded systems, wearable sensors, and machine learning. In badminton, performance analysis traditionally relies on manual observation, which lacks precision and real-time feedback. Researchers and developers have explored various approaches to overcome these limitations using technology.</w:t>
       </w:r>
     </w:p>
     <w:p>
@@ -6540,26 +6650,6 @@
           <w:szCs w:val="28"/>
         </w:rPr>
         <w:t>2.2 Wearable Sensor-Based Systems</w:t>
-      </w:r>
-    </w:p>
-    <w:p>
-      <w:pPr>
-        <w:spacing w:line="240" w:lineRule="auto"/>
-        <w:ind w:firstLine="720"/>
-        <w:jc w:val="both"/>
-        <w:rPr>
-          <w:rFonts w:ascii="Times New Roman" w:hAnsi="Times New Roman" w:cs="Times New Roman"/>
-          <w:sz w:val="28"/>
-          <w:szCs w:val="28"/>
-        </w:rPr>
-      </w:pPr>
-      <w:r>
-        <w:rPr>
-          <w:rFonts w:ascii="Times New Roman" w:hAnsi="Times New Roman" w:cs="Times New Roman"/>
-          <w:sz w:val="28"/>
-          <w:szCs w:val="28"/>
-        </w:rPr>
-        <w:t>Wearable devices equipped with inertial sensors such as accelerometers and gyroscopes are widely used for motion tracking in sports. These systems are capable of capturing real-time movement data and are commonly used in fitness tracking and activity recognition.</w:t>
       </w:r>
     </w:p>
     <w:p>
@@ -6983,7 +7073,16 @@
           <w:sz w:val="28"/>
           <w:szCs w:val="28"/>
         </w:rPr>
-        <w:t>Do not integrate real-time embedded systems</w:t>
+        <w:t xml:space="preserve">Do not integrate real-time </w:t>
+      </w:r>
+      <w:r>
+        <w:rPr>
+          <w:rFonts w:ascii="Times New Roman" w:hAnsi="Times New Roman" w:cs="Times New Roman"/>
+          <w:sz w:val="28"/>
+          <w:szCs w:val="28"/>
+        </w:rPr>
+        <w:lastRenderedPageBreak/>
+        <w:t>embedded systems</w:t>
       </w:r>
       <w:r>
         <w:rPr>
@@ -7001,32 +7100,6 @@
         </w:rPr>
         <w:t>Lack comprehensive analytics (fatigue, consistency, etc.)</w:t>
       </w:r>
-    </w:p>
-    <w:p>
-      <w:pPr>
-        <w:spacing w:line="240" w:lineRule="auto"/>
-        <w:jc w:val="both"/>
-        <w:rPr>
-          <w:rFonts w:ascii="Times New Roman" w:hAnsi="Times New Roman" w:cs="Times New Roman"/>
-          <w:b/>
-          <w:bCs/>
-          <w:sz w:val="28"/>
-          <w:szCs w:val="28"/>
-        </w:rPr>
-      </w:pPr>
-    </w:p>
-    <w:p>
-      <w:pPr>
-        <w:spacing w:line="240" w:lineRule="auto"/>
-        <w:jc w:val="both"/>
-        <w:rPr>
-          <w:rFonts w:ascii="Times New Roman" w:hAnsi="Times New Roman" w:cs="Times New Roman"/>
-          <w:b/>
-          <w:bCs/>
-          <w:sz w:val="28"/>
-          <w:szCs w:val="28"/>
-        </w:rPr>
-      </w:pPr>
     </w:p>
     <w:p>
       <w:pPr>
@@ -7053,7 +7126,6 @@
           <w:sz w:val="28"/>
           <w:szCs w:val="28"/>
         </w:rPr>
-        <w:lastRenderedPageBreak/>
         <w:t xml:space="preserve"> </w:t>
       </w:r>
       <w:r>
@@ -7134,25 +7206,31 @@
         </w:rPr>
         <w:t>Basic motion analysis tools</w:t>
       </w:r>
-    </w:p>
-    <w:p>
-      <w:pPr>
-        <w:spacing w:line="240" w:lineRule="auto"/>
-        <w:ind w:firstLine="360"/>
-        <w:jc w:val="both"/>
-        <w:rPr>
-          <w:rFonts w:ascii="Times New Roman" w:hAnsi="Times New Roman" w:cs="Times New Roman"/>
-          <w:sz w:val="28"/>
-          <w:szCs w:val="28"/>
-        </w:rPr>
-      </w:pPr>
-      <w:r>
-        <w:rPr>
-          <w:rFonts w:ascii="Times New Roman" w:hAnsi="Times New Roman" w:cs="Times New Roman"/>
-          <w:sz w:val="28"/>
-          <w:szCs w:val="28"/>
-        </w:rPr>
-        <w:t>These systems provide limited features such as</w:t>
+      <w:r>
+        <w:rPr>
+          <w:rFonts w:ascii="Times New Roman" w:hAnsi="Times New Roman" w:cs="Times New Roman"/>
+          <w:sz w:val="28"/>
+          <w:szCs w:val="28"/>
+        </w:rPr>
+        <w:t xml:space="preserve"> </w:t>
+      </w:r>
+      <w:proofErr w:type="spellStart"/>
+      <w:r>
+        <w:rPr>
+          <w:rFonts w:ascii="Times New Roman" w:hAnsi="Times New Roman" w:cs="Times New Roman"/>
+          <w:sz w:val="28"/>
+          <w:szCs w:val="28"/>
+        </w:rPr>
+        <w:t>hese</w:t>
+      </w:r>
+      <w:proofErr w:type="spellEnd"/>
+      <w:r>
+        <w:rPr>
+          <w:rFonts w:ascii="Times New Roman" w:hAnsi="Times New Roman" w:cs="Times New Roman"/>
+          <w:sz w:val="28"/>
+          <w:szCs w:val="28"/>
+        </w:rPr>
+        <w:t xml:space="preserve"> systems provide limited features such as</w:t>
       </w:r>
       <w:r>
         <w:rPr>
@@ -7759,7 +7837,6 @@
           <w:sz w:val="28"/>
           <w:szCs w:val="28"/>
         </w:rPr>
-        <w:lastRenderedPageBreak/>
         <w:t xml:space="preserve">CHAPTER </w:t>
       </w:r>
       <w:r>
@@ -8957,7 +9034,7 @@
       <w:pPr>
         <w:numPr>
           <w:ilvl w:val="0"/>
-          <w:numId w:val="61"/>
+          <w:numId w:val="150"/>
         </w:numPr>
         <w:spacing w:line="240" w:lineRule="auto"/>
         <w:jc w:val="both"/>
@@ -8974,6 +9051,100 @@
           <w:szCs w:val="28"/>
         </w:rPr>
         <w:t xml:space="preserve">Swing Classification Model </w:t>
+      </w:r>
+    </w:p>
+    <w:p>
+      <w:pPr>
+        <w:numPr>
+          <w:ilvl w:val="1"/>
+          <w:numId w:val="150"/>
+        </w:numPr>
+        <w:spacing w:line="240" w:lineRule="auto"/>
+        <w:jc w:val="both"/>
+        <w:rPr>
+          <w:rFonts w:ascii="Times New Roman" w:hAnsi="Times New Roman" w:cs="Times New Roman"/>
+          <w:sz w:val="28"/>
+          <w:szCs w:val="28"/>
+        </w:rPr>
+      </w:pPr>
+      <w:r>
+        <w:rPr>
+          <w:rFonts w:ascii="Times New Roman" w:hAnsi="Times New Roman" w:cs="Times New Roman"/>
+          <w:sz w:val="28"/>
+          <w:szCs w:val="28"/>
+        </w:rPr>
+        <w:t>Classifies swings into:</w:t>
+      </w:r>
+      <w:r>
+        <w:rPr>
+          <w:rFonts w:ascii="Times New Roman" w:hAnsi="Times New Roman" w:cs="Times New Roman"/>
+          <w:sz w:val="28"/>
+          <w:szCs w:val="28"/>
+        </w:rPr>
+        <w:t xml:space="preserve"> </w:t>
+      </w:r>
+      <w:r>
+        <w:rPr>
+          <w:rFonts w:ascii="Times New Roman" w:hAnsi="Times New Roman" w:cs="Times New Roman"/>
+          <w:sz w:val="28"/>
+          <w:szCs w:val="28"/>
+        </w:rPr>
+        <w:t>Weak</w:t>
+      </w:r>
+      <w:r>
+        <w:rPr>
+          <w:rFonts w:ascii="Times New Roman" w:hAnsi="Times New Roman" w:cs="Times New Roman"/>
+          <w:sz w:val="28"/>
+          <w:szCs w:val="28"/>
+        </w:rPr>
+        <w:t xml:space="preserve">, </w:t>
+      </w:r>
+      <w:r>
+        <w:rPr>
+          <w:rFonts w:ascii="Times New Roman" w:hAnsi="Times New Roman" w:cs="Times New Roman"/>
+          <w:sz w:val="28"/>
+          <w:szCs w:val="28"/>
+        </w:rPr>
+        <w:t>Medium</w:t>
+      </w:r>
+      <w:r>
+        <w:rPr>
+          <w:rFonts w:ascii="Times New Roman" w:hAnsi="Times New Roman" w:cs="Times New Roman"/>
+          <w:sz w:val="28"/>
+          <w:szCs w:val="28"/>
+        </w:rPr>
+        <w:t xml:space="preserve">, </w:t>
+      </w:r>
+      <w:r>
+        <w:rPr>
+          <w:rFonts w:ascii="Times New Roman" w:hAnsi="Times New Roman" w:cs="Times New Roman"/>
+          <w:sz w:val="28"/>
+          <w:szCs w:val="28"/>
+        </w:rPr>
+        <w:t xml:space="preserve">Strong </w:t>
+      </w:r>
+    </w:p>
+    <w:p>
+      <w:pPr>
+        <w:numPr>
+          <w:ilvl w:val="0"/>
+          <w:numId w:val="150"/>
+        </w:numPr>
+        <w:spacing w:line="240" w:lineRule="auto"/>
+        <w:jc w:val="both"/>
+        <w:rPr>
+          <w:rFonts w:ascii="Times New Roman" w:hAnsi="Times New Roman" w:cs="Times New Roman"/>
+          <w:sz w:val="28"/>
+          <w:szCs w:val="28"/>
+        </w:rPr>
+      </w:pPr>
+      <w:r>
+        <w:rPr>
+          <w:rFonts w:ascii="Times New Roman" w:hAnsi="Times New Roman" w:cs="Times New Roman"/>
+          <w:sz w:val="28"/>
+          <w:szCs w:val="28"/>
+        </w:rPr>
+        <w:t xml:space="preserve">Stroke Classification Model </w:t>
       </w:r>
     </w:p>
     <w:p>
@@ -8996,124 +9167,8 @@
           <w:sz w:val="28"/>
           <w:szCs w:val="28"/>
         </w:rPr>
-        <w:t xml:space="preserve">Classifies swings into: </w:t>
-      </w:r>
-    </w:p>
-    <w:p>
-      <w:pPr>
-        <w:numPr>
-          <w:ilvl w:val="2"/>
-          <w:numId w:val="61"/>
-        </w:numPr>
-        <w:spacing w:line="240" w:lineRule="auto"/>
-        <w:jc w:val="both"/>
-        <w:rPr>
-          <w:rFonts w:ascii="Times New Roman" w:hAnsi="Times New Roman" w:cs="Times New Roman"/>
-          <w:sz w:val="28"/>
-          <w:szCs w:val="28"/>
-        </w:rPr>
-      </w:pPr>
-      <w:r>
-        <w:rPr>
-          <w:rFonts w:ascii="Times New Roman" w:hAnsi="Times New Roman" w:cs="Times New Roman"/>
-          <w:sz w:val="28"/>
-          <w:szCs w:val="28"/>
-        </w:rPr>
-        <w:t>Weak</w:t>
-      </w:r>
-      <w:r>
-        <w:rPr>
-          <w:rFonts w:ascii="Times New Roman" w:hAnsi="Times New Roman" w:cs="Times New Roman"/>
-          <w:sz w:val="28"/>
-          <w:szCs w:val="28"/>
-        </w:rPr>
-        <w:t xml:space="preserve">, </w:t>
-      </w:r>
-      <w:r>
-        <w:rPr>
-          <w:rFonts w:ascii="Times New Roman" w:hAnsi="Times New Roman" w:cs="Times New Roman"/>
-          <w:sz w:val="28"/>
-          <w:szCs w:val="28"/>
-        </w:rPr>
-        <w:t>Medium</w:t>
-      </w:r>
-      <w:r>
-        <w:rPr>
-          <w:rFonts w:ascii="Times New Roman" w:hAnsi="Times New Roman" w:cs="Times New Roman"/>
-          <w:sz w:val="28"/>
-          <w:szCs w:val="28"/>
-        </w:rPr>
-        <w:t xml:space="preserve">, </w:t>
-      </w:r>
-      <w:r>
-        <w:rPr>
-          <w:rFonts w:ascii="Times New Roman" w:hAnsi="Times New Roman" w:cs="Times New Roman"/>
-          <w:sz w:val="28"/>
-          <w:szCs w:val="28"/>
-        </w:rPr>
-        <w:t xml:space="preserve">Strong </w:t>
-      </w:r>
-    </w:p>
-    <w:p>
-      <w:pPr>
-        <w:numPr>
-          <w:ilvl w:val="0"/>
-          <w:numId w:val="61"/>
-        </w:numPr>
-        <w:spacing w:line="240" w:lineRule="auto"/>
-        <w:jc w:val="both"/>
-        <w:rPr>
-          <w:rFonts w:ascii="Times New Roman" w:hAnsi="Times New Roman" w:cs="Times New Roman"/>
-          <w:sz w:val="28"/>
-          <w:szCs w:val="28"/>
-        </w:rPr>
-      </w:pPr>
-      <w:r>
-        <w:rPr>
-          <w:rFonts w:ascii="Times New Roman" w:hAnsi="Times New Roman" w:cs="Times New Roman"/>
-          <w:sz w:val="28"/>
-          <w:szCs w:val="28"/>
-        </w:rPr>
-        <w:t xml:space="preserve">Stroke Classification Model </w:t>
-      </w:r>
-    </w:p>
-    <w:p>
-      <w:pPr>
-        <w:numPr>
-          <w:ilvl w:val="1"/>
-          <w:numId w:val="61"/>
-        </w:numPr>
-        <w:spacing w:line="240" w:lineRule="auto"/>
-        <w:jc w:val="both"/>
-        <w:rPr>
-          <w:rFonts w:ascii="Times New Roman" w:hAnsi="Times New Roman" w:cs="Times New Roman"/>
-          <w:sz w:val="28"/>
-          <w:szCs w:val="28"/>
-        </w:rPr>
-      </w:pPr>
-      <w:r>
-        <w:rPr>
-          <w:rFonts w:ascii="Times New Roman" w:hAnsi="Times New Roman" w:cs="Times New Roman"/>
-          <w:sz w:val="28"/>
-          <w:szCs w:val="28"/>
-        </w:rPr>
         <w:t xml:space="preserve">Identifies stroke type: </w:t>
       </w:r>
-    </w:p>
-    <w:p>
-      <w:pPr>
-        <w:numPr>
-          <w:ilvl w:val="2"/>
-          <w:numId w:val="61"/>
-        </w:numPr>
-        <w:spacing w:line="240" w:lineRule="auto"/>
-        <w:jc w:val="both"/>
-        <w:rPr>
-          <w:rFonts w:ascii="Times New Roman" w:hAnsi="Times New Roman" w:cs="Times New Roman"/>
-          <w:sz w:val="28"/>
-          <w:szCs w:val="28"/>
-        </w:rPr>
-      </w:pPr>
       <w:r>
         <w:rPr>
           <w:rFonts w:ascii="Times New Roman" w:hAnsi="Times New Roman" w:cs="Times New Roman"/>
@@ -9558,11 +9613,7 @@
           <w:szCs w:val="28"/>
         </w:rPr>
       </w:pPr>
-    </w:p>
-    <w:p>
-      <w:pPr>
-        <w:spacing w:line="240" w:lineRule="auto"/>
-        <w:jc w:val="both"/>
+      <w:r>
         <w:rPr>
           <w:rFonts w:ascii="Times New Roman" w:hAnsi="Times New Roman" w:cs="Times New Roman"/>
           <w:b/>
@@ -9570,29 +9621,6 @@
           <w:sz w:val="28"/>
           <w:szCs w:val="28"/>
         </w:rPr>
-      </w:pPr>
-    </w:p>
-    <w:p>
-      <w:pPr>
-        <w:spacing w:line="240" w:lineRule="auto"/>
-        <w:jc w:val="both"/>
-        <w:rPr>
-          <w:rFonts w:ascii="Times New Roman" w:hAnsi="Times New Roman" w:cs="Times New Roman"/>
-          <w:b/>
-          <w:bCs/>
-          <w:sz w:val="28"/>
-          <w:szCs w:val="28"/>
-        </w:rPr>
-      </w:pPr>
-      <w:r>
-        <w:rPr>
-          <w:rFonts w:ascii="Times New Roman" w:hAnsi="Times New Roman" w:cs="Times New Roman"/>
-          <w:b/>
-          <w:bCs/>
-          <w:sz w:val="28"/>
-          <w:szCs w:val="28"/>
-        </w:rPr>
-        <w:lastRenderedPageBreak/>
         <w:t>3.4 System Modes of Operation</w:t>
       </w:r>
     </w:p>
@@ -9635,23 +9663,16 @@
           <w:sz w:val="28"/>
           <w:szCs w:val="28"/>
         </w:rPr>
-        <w:t xml:space="preserve">Calibration Mode </w:t>
-      </w:r>
-    </w:p>
-    <w:p>
-      <w:pPr>
-        <w:numPr>
-          <w:ilvl w:val="1"/>
-          <w:numId w:val="64"/>
-        </w:numPr>
-        <w:spacing w:line="240" w:lineRule="auto"/>
-        <w:jc w:val="both"/>
-        <w:rPr>
-          <w:rFonts w:ascii="Times New Roman" w:hAnsi="Times New Roman" w:cs="Times New Roman"/>
-          <w:sz w:val="28"/>
-          <w:szCs w:val="28"/>
-        </w:rPr>
-      </w:pPr>
+        <w:t>Calibration Mode</w:t>
+      </w:r>
+      <w:r>
+        <w:rPr>
+          <w:rFonts w:ascii="Times New Roman" w:hAnsi="Times New Roman" w:cs="Times New Roman"/>
+          <w:sz w:val="28"/>
+          <w:szCs w:val="28"/>
+        </w:rPr>
+        <w:t xml:space="preserve">: </w:t>
+      </w:r>
       <w:r>
         <w:rPr>
           <w:rFonts w:ascii="Times New Roman" w:hAnsi="Times New Roman" w:cs="Times New Roman"/>
@@ -9681,23 +9702,16 @@
           <w:sz w:val="28"/>
           <w:szCs w:val="28"/>
         </w:rPr>
-        <w:t xml:space="preserve">Game Mode </w:t>
-      </w:r>
-    </w:p>
-    <w:p>
-      <w:pPr>
-        <w:numPr>
-          <w:ilvl w:val="1"/>
-          <w:numId w:val="64"/>
-        </w:numPr>
-        <w:spacing w:line="240" w:lineRule="auto"/>
-        <w:jc w:val="both"/>
-        <w:rPr>
-          <w:rFonts w:ascii="Times New Roman" w:hAnsi="Times New Roman" w:cs="Times New Roman"/>
-          <w:sz w:val="28"/>
-          <w:szCs w:val="28"/>
-        </w:rPr>
-      </w:pPr>
+        <w:t>Game Mode</w:t>
+      </w:r>
+      <w:r>
+        <w:rPr>
+          <w:rFonts w:ascii="Times New Roman" w:hAnsi="Times New Roman" w:cs="Times New Roman"/>
+          <w:sz w:val="28"/>
+          <w:szCs w:val="28"/>
+        </w:rPr>
+        <w:t xml:space="preserve">: </w:t>
+      </w:r>
       <w:r>
         <w:rPr>
           <w:rFonts w:ascii="Times New Roman" w:hAnsi="Times New Roman" w:cs="Times New Roman"/>
@@ -9727,23 +9741,17 @@
           <w:sz w:val="28"/>
           <w:szCs w:val="28"/>
         </w:rPr>
-        <w:t xml:space="preserve">Idle Mode </w:t>
-      </w:r>
-    </w:p>
-    <w:p>
-      <w:pPr>
-        <w:numPr>
-          <w:ilvl w:val="1"/>
-          <w:numId w:val="64"/>
-        </w:numPr>
-        <w:spacing w:line="240" w:lineRule="auto"/>
-        <w:jc w:val="both"/>
-        <w:rPr>
-          <w:rFonts w:ascii="Times New Roman" w:hAnsi="Times New Roman" w:cs="Times New Roman"/>
-          <w:sz w:val="28"/>
-          <w:szCs w:val="28"/>
-        </w:rPr>
-      </w:pPr>
+        <w:lastRenderedPageBreak/>
+        <w:t>Idle Mode</w:t>
+      </w:r>
+      <w:r>
+        <w:rPr>
+          <w:rFonts w:ascii="Times New Roman" w:hAnsi="Times New Roman" w:cs="Times New Roman"/>
+          <w:sz w:val="28"/>
+          <w:szCs w:val="28"/>
+        </w:rPr>
+        <w:t xml:space="preserve">: </w:t>
+      </w:r>
       <w:r>
         <w:rPr>
           <w:rFonts w:ascii="Times New Roman" w:hAnsi="Times New Roman" w:cs="Times New Roman"/>
@@ -9961,18 +9969,194 @@
         <w:jc w:val="center"/>
         <w:rPr>
           <w:rFonts w:ascii="Times New Roman" w:hAnsi="Times New Roman" w:cs="Times New Roman"/>
-          <w:sz w:val="28"/>
-          <w:szCs w:val="28"/>
-        </w:rPr>
-      </w:pPr>
-      <w:r>
-        <w:rPr>
-          <w:rFonts w:ascii="Times New Roman" w:hAnsi="Times New Roman" w:cs="Times New Roman"/>
           <w:b/>
           <w:bCs/>
           <w:sz w:val="28"/>
           <w:szCs w:val="28"/>
         </w:rPr>
+      </w:pPr>
+    </w:p>
+    <w:p>
+      <w:pPr>
+        <w:spacing w:line="240" w:lineRule="auto"/>
+        <w:jc w:val="center"/>
+        <w:rPr>
+          <w:rFonts w:ascii="Times New Roman" w:hAnsi="Times New Roman" w:cs="Times New Roman"/>
+          <w:b/>
+          <w:bCs/>
+          <w:sz w:val="28"/>
+          <w:szCs w:val="28"/>
+        </w:rPr>
+      </w:pPr>
+      <w:r>
+        <w:rPr>
+          <w:rFonts w:ascii="Times New Roman" w:hAnsi="Times New Roman" w:cs="Times New Roman"/>
+          <w:b/>
+          <w:bCs/>
+          <w:sz w:val="28"/>
+          <w:szCs w:val="28"/>
+        </w:rPr>
+        <w:drawing>
+          <wp:inline distT="0" distB="0" distL="0" distR="0" wp14:anchorId="63835A47" wp14:editId="060E8557">
+            <wp:extent cx="5731510" cy="2946400"/>
+            <wp:effectExtent l="0" t="0" r="2540" b="6350"/>
+            <wp:docPr id="661804703" name="Picture 1"/>
+            <wp:cNvGraphicFramePr>
+              <a:graphicFrameLocks xmlns:a="http://schemas.openxmlformats.org/drawingml/2006/main" noChangeAspect="1"/>
+            </wp:cNvGraphicFramePr>
+            <a:graphic xmlns:a="http://schemas.openxmlformats.org/drawingml/2006/main">
+              <a:graphicData uri="http://schemas.openxmlformats.org/drawingml/2006/picture">
+                <pic:pic xmlns:pic="http://schemas.openxmlformats.org/drawingml/2006/picture">
+                  <pic:nvPicPr>
+                    <pic:cNvPr id="661804703" name=""/>
+                    <pic:cNvPicPr/>
+                  </pic:nvPicPr>
+                  <pic:blipFill>
+                    <a:blip r:embed="rId15"/>
+                    <a:stretch>
+                      <a:fillRect/>
+                    </a:stretch>
+                  </pic:blipFill>
+                  <pic:spPr>
+                    <a:xfrm>
+                      <a:off x="0" y="0"/>
+                      <a:ext cx="5731510" cy="2946400"/>
+                    </a:xfrm>
+                    <a:prstGeom prst="rect">
+                      <a:avLst/>
+                    </a:prstGeom>
+                  </pic:spPr>
+                </pic:pic>
+              </a:graphicData>
+            </a:graphic>
+          </wp:inline>
+        </w:drawing>
+      </w:r>
+    </w:p>
+    <w:p>
+      <w:pPr>
+        <w:spacing w:line="240" w:lineRule="auto"/>
+        <w:jc w:val="center"/>
+        <w:rPr>
+          <w:rFonts w:ascii="Times New Roman" w:hAnsi="Times New Roman" w:cs="Times New Roman"/>
+          <w:b/>
+          <w:bCs/>
+          <w:sz w:val="28"/>
+          <w:szCs w:val="28"/>
+        </w:rPr>
+      </w:pPr>
+    </w:p>
+    <w:p>
+      <w:pPr>
+        <w:spacing w:line="240" w:lineRule="auto"/>
+        <w:jc w:val="center"/>
+        <w:rPr>
+          <w:rFonts w:ascii="Times New Roman" w:hAnsi="Times New Roman" w:cs="Times New Roman"/>
+          <w:b/>
+          <w:bCs/>
+          <w:sz w:val="28"/>
+          <w:szCs w:val="28"/>
+        </w:rPr>
+      </w:pPr>
+    </w:p>
+    <w:p>
+      <w:pPr>
+        <w:spacing w:line="240" w:lineRule="auto"/>
+        <w:jc w:val="center"/>
+        <w:rPr>
+          <w:rFonts w:ascii="Times New Roman" w:hAnsi="Times New Roman" w:cs="Times New Roman"/>
+          <w:b/>
+          <w:bCs/>
+          <w:sz w:val="28"/>
+          <w:szCs w:val="28"/>
+        </w:rPr>
+      </w:pPr>
+    </w:p>
+    <w:p>
+      <w:pPr>
+        <w:spacing w:line="240" w:lineRule="auto"/>
+        <w:jc w:val="center"/>
+        <w:rPr>
+          <w:rFonts w:ascii="Times New Roman" w:hAnsi="Times New Roman" w:cs="Times New Roman"/>
+          <w:b/>
+          <w:bCs/>
+          <w:sz w:val="28"/>
+          <w:szCs w:val="28"/>
+        </w:rPr>
+      </w:pPr>
+    </w:p>
+    <w:p>
+      <w:pPr>
+        <w:spacing w:line="240" w:lineRule="auto"/>
+        <w:jc w:val="center"/>
+        <w:rPr>
+          <w:rFonts w:ascii="Times New Roman" w:hAnsi="Times New Roman" w:cs="Times New Roman"/>
+          <w:b/>
+          <w:bCs/>
+          <w:sz w:val="28"/>
+          <w:szCs w:val="28"/>
+        </w:rPr>
+      </w:pPr>
+    </w:p>
+    <w:p>
+      <w:pPr>
+        <w:spacing w:line="240" w:lineRule="auto"/>
+        <w:jc w:val="center"/>
+        <w:rPr>
+          <w:rFonts w:ascii="Times New Roman" w:hAnsi="Times New Roman" w:cs="Times New Roman"/>
+          <w:b/>
+          <w:bCs/>
+          <w:sz w:val="28"/>
+          <w:szCs w:val="28"/>
+        </w:rPr>
+      </w:pPr>
+    </w:p>
+    <w:p>
+      <w:pPr>
+        <w:spacing w:line="240" w:lineRule="auto"/>
+        <w:jc w:val="center"/>
+        <w:rPr>
+          <w:rFonts w:ascii="Times New Roman" w:hAnsi="Times New Roman" w:cs="Times New Roman"/>
+          <w:b/>
+          <w:bCs/>
+          <w:sz w:val="28"/>
+          <w:szCs w:val="28"/>
+        </w:rPr>
+      </w:pPr>
+    </w:p>
+    <w:p>
+      <w:pPr>
+        <w:spacing w:line="240" w:lineRule="auto"/>
+        <w:rPr>
+          <w:rFonts w:ascii="Times New Roman" w:hAnsi="Times New Roman" w:cs="Times New Roman"/>
+          <w:b/>
+          <w:bCs/>
+          <w:sz w:val="28"/>
+          <w:szCs w:val="28"/>
+        </w:rPr>
+      </w:pPr>
+    </w:p>
+    <w:p>
+      <w:pPr>
+        <w:spacing w:line="240" w:lineRule="auto"/>
+        <w:jc w:val="center"/>
+        <w:rPr>
+          <w:rFonts w:ascii="Times New Roman" w:hAnsi="Times New Roman" w:cs="Times New Roman"/>
+          <w:b/>
+          <w:bCs/>
+          <w:sz w:val="28"/>
+          <w:szCs w:val="28"/>
+        </w:rPr>
+      </w:pPr>
+      <w:r>
+        <w:rPr>
+          <w:rFonts w:ascii="Times New Roman" w:hAnsi="Times New Roman" w:cs="Times New Roman"/>
+          <w:b/>
+          <w:bCs/>
+          <w:sz w:val="28"/>
+          <w:szCs w:val="28"/>
+        </w:rPr>
+        <w:lastRenderedPageBreak/>
         <w:t xml:space="preserve">CHAPTER </w:t>
       </w:r>
       <w:r>
@@ -10071,42 +10255,6 @@
         </w:rPr>
         <w:t>This chapter describes the components used, their working principles, and the overall hardware setup.</w:t>
       </w:r>
-    </w:p>
-    <w:p>
-      <w:pPr>
-        <w:spacing w:line="240" w:lineRule="auto"/>
-        <w:ind w:firstLine="720"/>
-        <w:jc w:val="both"/>
-        <w:rPr>
-          <w:rFonts w:ascii="Times New Roman" w:hAnsi="Times New Roman" w:cs="Times New Roman"/>
-          <w:sz w:val="28"/>
-          <w:szCs w:val="28"/>
-        </w:rPr>
-      </w:pPr>
-    </w:p>
-    <w:p>
-      <w:pPr>
-        <w:spacing w:line="240" w:lineRule="auto"/>
-        <w:ind w:firstLine="720"/>
-        <w:jc w:val="both"/>
-        <w:rPr>
-          <w:rFonts w:ascii="Times New Roman" w:hAnsi="Times New Roman" w:cs="Times New Roman"/>
-          <w:sz w:val="28"/>
-          <w:szCs w:val="28"/>
-        </w:rPr>
-      </w:pPr>
-    </w:p>
-    <w:p>
-      <w:pPr>
-        <w:spacing w:line="240" w:lineRule="auto"/>
-        <w:ind w:firstLine="720"/>
-        <w:jc w:val="both"/>
-        <w:rPr>
-          <w:rFonts w:ascii="Times New Roman" w:hAnsi="Times New Roman" w:cs="Times New Roman"/>
-          <w:sz w:val="28"/>
-          <w:szCs w:val="28"/>
-        </w:rPr>
-      </w:pPr>
     </w:p>
     <w:tbl>
       <w:tblPr>
@@ -10131,6 +10279,7 @@
           <w:p>
             <w:pPr>
               <w:spacing w:line="360" w:lineRule="auto"/>
+              <w:jc w:val="center"/>
               <w:rPr>
                 <w:rFonts w:ascii="Times New Roman" w:hAnsi="Times New Roman" w:cs="Times New Roman"/>
                 <w:sz w:val="28"/>
@@ -10143,7 +10292,6 @@
                 <w:sz w:val="28"/>
                 <w:szCs w:val="28"/>
               </w:rPr>
-              <w:lastRenderedPageBreak/>
               <w:t>Components</w:t>
             </w:r>
           </w:p>
@@ -10224,7 +10372,7 @@
                           </pic:cNvPicPr>
                         </pic:nvPicPr>
                         <pic:blipFill>
-                          <a:blip r:embed="rId15">
+                          <a:blip r:embed="rId16">
                             <a:extLst>
                               <a:ext uri="{28A0092B-C50C-407E-A947-70E740481C1C}">
                                 <a14:useLocalDpi xmlns:a14="http://schemas.microsoft.com/office/drawing/2010/main" val="0"/>
@@ -10344,7 +10492,7 @@
                           </pic:cNvPicPr>
                         </pic:nvPicPr>
                         <pic:blipFill>
-                          <a:blip r:embed="rId16" cstate="print">
+                          <a:blip r:embed="rId17" cstate="print">
                             <a:extLst>
                               <a:ext uri="{28A0092B-C50C-407E-A947-70E740481C1C}">
                                 <a14:useLocalDpi xmlns:a14="http://schemas.microsoft.com/office/drawing/2010/main" val="0"/>
@@ -10463,7 +10611,7 @@
                           </pic:cNvPicPr>
                         </pic:nvPicPr>
                         <pic:blipFill>
-                          <a:blip r:embed="rId17" cstate="print">
+                          <a:blip r:embed="rId18" cstate="print">
                             <a:extLst>
                               <a:ext uri="{28A0092B-C50C-407E-A947-70E740481C1C}">
                                 <a14:useLocalDpi xmlns:a14="http://schemas.microsoft.com/office/drawing/2010/main" val="0"/>
@@ -10593,7 +10741,7 @@
                           </pic:cNvPicPr>
                         </pic:nvPicPr>
                         <pic:blipFill>
-                          <a:blip r:embed="rId18">
+                          <a:blip r:embed="rId19">
                             <a:extLst>
                               <a:ext uri="{28A0092B-C50C-407E-A947-70E740481C1C}">
                                 <a14:useLocalDpi xmlns:a14="http://schemas.microsoft.com/office/drawing/2010/main" val="0"/>
@@ -10753,6 +10901,7 @@
                 <w:rFonts w:ascii="Times New Roman" w:hAnsi="Times New Roman" w:cs="Times New Roman"/>
                 <w:noProof/>
               </w:rPr>
+              <w:lastRenderedPageBreak/>
               <w:drawing>
                 <wp:inline distT="0" distB="0" distL="0" distR="0" wp14:anchorId="2768AEE1" wp14:editId="7609B7C4">
                   <wp:extent cx="2286000" cy="2286000"/>
@@ -10771,7 +10920,7 @@
                           </pic:cNvPicPr>
                         </pic:nvPicPr>
                         <pic:blipFill>
-                          <a:blip r:embed="rId19">
+                          <a:blip r:embed="rId20">
                             <a:extLst>
                               <a:ext uri="{28A0092B-C50C-407E-A947-70E740481C1C}">
                                 <a14:useLocalDpi xmlns:a14="http://schemas.microsoft.com/office/drawing/2010/main" val="0"/>
@@ -10893,7 +11042,7 @@
                           </pic:cNvPicPr>
                         </pic:nvPicPr>
                         <pic:blipFill>
-                          <a:blip r:embed="rId20">
+                          <a:blip r:embed="rId21">
                             <a:extLst>
                               <a:ext uri="{28A0092B-C50C-407E-A947-70E740481C1C}">
                                 <a14:useLocalDpi xmlns:a14="http://schemas.microsoft.com/office/drawing/2010/main" val="0"/>
@@ -11043,7 +11192,7 @@
     <w:p>
       <w:pPr>
         <w:spacing w:line="240" w:lineRule="auto"/>
-        <w:jc w:val="both"/>
+        <w:jc w:val="center"/>
         <w:rPr>
           <w:rFonts w:ascii="Times New Roman" w:hAnsi="Times New Roman" w:cs="Times New Roman"/>
           <w:b/>
@@ -11052,7 +11201,11 @@
           <w:szCs w:val="28"/>
         </w:rPr>
       </w:pPr>
-      <w:r>
+    </w:p>
+    <w:p>
+      <w:pPr>
+        <w:spacing w:line="240" w:lineRule="auto"/>
+        <w:jc w:val="center"/>
         <w:rPr>
           <w:rFonts w:ascii="Times New Roman" w:hAnsi="Times New Roman" w:cs="Times New Roman"/>
           <w:b/>
@@ -11060,313 +11213,12 @@
           <w:sz w:val="28"/>
           <w:szCs w:val="28"/>
         </w:rPr>
-        <w:lastRenderedPageBreak/>
-        <w:t>4.2 ESP32 Microcontroller</w:t>
-      </w:r>
-    </w:p>
-    <w:p>
-      <w:pPr>
-        <w:spacing w:line="240" w:lineRule="auto"/>
-        <w:ind w:firstLine="720"/>
-        <w:jc w:val="both"/>
-        <w:rPr>
-          <w:rFonts w:ascii="Times New Roman" w:hAnsi="Times New Roman" w:cs="Times New Roman"/>
-          <w:sz w:val="28"/>
-          <w:szCs w:val="28"/>
-        </w:rPr>
-      </w:pPr>
-      <w:r>
-        <w:rPr>
-          <w:rFonts w:ascii="Times New Roman" w:hAnsi="Times New Roman" w:cs="Times New Roman"/>
-          <w:sz w:val="28"/>
-          <w:szCs w:val="28"/>
-        </w:rPr>
-        <w:t>The ESP32 is the main processing unit of the system. It is a powerful, low-cost microcontroller with built-in Wi-Fi capabilities, making it suitable for IoT-based applications.</w:t>
-      </w:r>
-    </w:p>
-    <w:p>
-      <w:pPr>
-        <w:spacing w:line="240" w:lineRule="auto"/>
-        <w:jc w:val="both"/>
-        <w:rPr>
-          <w:rFonts w:ascii="Times New Roman" w:hAnsi="Times New Roman" w:cs="Times New Roman"/>
-          <w:sz w:val="28"/>
-          <w:szCs w:val="28"/>
-        </w:rPr>
-      </w:pPr>
-    </w:p>
-    <w:p>
-      <w:pPr>
-        <w:spacing w:line="240" w:lineRule="auto"/>
-        <w:jc w:val="both"/>
-        <w:rPr>
-          <w:rFonts w:ascii="Times New Roman" w:hAnsi="Times New Roman" w:cs="Times New Roman"/>
-          <w:sz w:val="28"/>
-          <w:szCs w:val="28"/>
-        </w:rPr>
-      </w:pPr>
-      <w:r>
-        <w:rPr>
-          <w:rFonts w:ascii="Times New Roman" w:hAnsi="Times New Roman" w:cs="Times New Roman"/>
-          <w:sz w:val="28"/>
-          <w:szCs w:val="28"/>
-        </w:rPr>
-        <w:t>Key Features:</w:t>
-      </w:r>
-    </w:p>
-    <w:p>
-      <w:pPr>
-        <w:numPr>
-          <w:ilvl w:val="0"/>
-          <w:numId w:val="68"/>
-        </w:numPr>
-        <w:spacing w:line="240" w:lineRule="auto"/>
-        <w:jc w:val="both"/>
-        <w:rPr>
-          <w:rFonts w:ascii="Times New Roman" w:hAnsi="Times New Roman" w:cs="Times New Roman"/>
-          <w:sz w:val="28"/>
-          <w:szCs w:val="28"/>
-        </w:rPr>
-      </w:pPr>
-      <w:r>
-        <w:rPr>
-          <w:rFonts w:ascii="Times New Roman" w:hAnsi="Times New Roman" w:cs="Times New Roman"/>
-          <w:sz w:val="28"/>
-          <w:szCs w:val="28"/>
-        </w:rPr>
-        <w:t xml:space="preserve">Dual-core processor </w:t>
-      </w:r>
-    </w:p>
-    <w:p>
-      <w:pPr>
-        <w:numPr>
-          <w:ilvl w:val="0"/>
-          <w:numId w:val="68"/>
-        </w:numPr>
-        <w:spacing w:line="240" w:lineRule="auto"/>
-        <w:jc w:val="both"/>
-        <w:rPr>
-          <w:rFonts w:ascii="Times New Roman" w:hAnsi="Times New Roman" w:cs="Times New Roman"/>
-          <w:sz w:val="28"/>
-          <w:szCs w:val="28"/>
-        </w:rPr>
-      </w:pPr>
-      <w:r>
-        <w:rPr>
-          <w:rFonts w:ascii="Times New Roman" w:hAnsi="Times New Roman" w:cs="Times New Roman"/>
-          <w:sz w:val="28"/>
-          <w:szCs w:val="28"/>
-        </w:rPr>
-        <w:t xml:space="preserve">Built-in Wi-Fi and Bluetooth </w:t>
-      </w:r>
-    </w:p>
-    <w:p>
-      <w:pPr>
-        <w:numPr>
-          <w:ilvl w:val="0"/>
-          <w:numId w:val="68"/>
-        </w:numPr>
-        <w:spacing w:line="240" w:lineRule="auto"/>
-        <w:jc w:val="both"/>
-        <w:rPr>
-          <w:rFonts w:ascii="Times New Roman" w:hAnsi="Times New Roman" w:cs="Times New Roman"/>
-          <w:sz w:val="28"/>
-          <w:szCs w:val="28"/>
-        </w:rPr>
-      </w:pPr>
-      <w:r>
-        <w:rPr>
-          <w:rFonts w:ascii="Times New Roman" w:hAnsi="Times New Roman" w:cs="Times New Roman"/>
-          <w:sz w:val="28"/>
-          <w:szCs w:val="28"/>
-        </w:rPr>
-        <w:t xml:space="preserve">High processing speed </w:t>
-      </w:r>
-    </w:p>
-    <w:p>
-      <w:pPr>
-        <w:numPr>
-          <w:ilvl w:val="0"/>
-          <w:numId w:val="68"/>
-        </w:numPr>
-        <w:spacing w:line="240" w:lineRule="auto"/>
-        <w:jc w:val="both"/>
-        <w:rPr>
-          <w:rFonts w:ascii="Times New Roman" w:hAnsi="Times New Roman" w:cs="Times New Roman"/>
-          <w:sz w:val="28"/>
-          <w:szCs w:val="28"/>
-        </w:rPr>
-      </w:pPr>
-      <w:r>
-        <w:rPr>
-          <w:rFonts w:ascii="Times New Roman" w:hAnsi="Times New Roman" w:cs="Times New Roman"/>
-          <w:sz w:val="28"/>
-          <w:szCs w:val="28"/>
-        </w:rPr>
-        <w:t xml:space="preserve">Multiple GPIO pins </w:t>
-      </w:r>
-    </w:p>
-    <w:p>
-      <w:pPr>
-        <w:numPr>
-          <w:ilvl w:val="0"/>
-          <w:numId w:val="68"/>
-        </w:numPr>
-        <w:spacing w:line="240" w:lineRule="auto"/>
-        <w:jc w:val="both"/>
-        <w:rPr>
-          <w:rFonts w:ascii="Times New Roman" w:hAnsi="Times New Roman" w:cs="Times New Roman"/>
-          <w:sz w:val="28"/>
-          <w:szCs w:val="28"/>
-        </w:rPr>
-      </w:pPr>
-      <w:r>
-        <w:rPr>
-          <w:rFonts w:ascii="Times New Roman" w:hAnsi="Times New Roman" w:cs="Times New Roman"/>
-          <w:sz w:val="28"/>
-          <w:szCs w:val="28"/>
-        </w:rPr>
-        <w:t xml:space="preserve">Supports I2C communication </w:t>
-      </w:r>
-    </w:p>
-    <w:p>
-      <w:pPr>
-        <w:spacing w:line="240" w:lineRule="auto"/>
-        <w:jc w:val="both"/>
-        <w:rPr>
-          <w:rFonts w:ascii="Times New Roman" w:hAnsi="Times New Roman" w:cs="Times New Roman"/>
-          <w:sz w:val="28"/>
-          <w:szCs w:val="28"/>
-        </w:rPr>
-      </w:pPr>
-      <w:r>
-        <w:rPr>
-          <w:rFonts w:ascii="Times New Roman" w:hAnsi="Times New Roman" w:cs="Times New Roman"/>
-          <w:sz w:val="28"/>
-          <w:szCs w:val="28"/>
-        </w:rPr>
-        <w:t>Role in the System:</w:t>
-      </w:r>
-    </w:p>
-    <w:p>
-      <w:pPr>
-        <w:numPr>
-          <w:ilvl w:val="0"/>
-          <w:numId w:val="69"/>
-        </w:numPr>
-        <w:spacing w:line="240" w:lineRule="auto"/>
-        <w:jc w:val="both"/>
-        <w:rPr>
-          <w:rFonts w:ascii="Times New Roman" w:hAnsi="Times New Roman" w:cs="Times New Roman"/>
-          <w:sz w:val="28"/>
-          <w:szCs w:val="28"/>
-        </w:rPr>
-      </w:pPr>
-      <w:r>
-        <w:rPr>
-          <w:rFonts w:ascii="Times New Roman" w:hAnsi="Times New Roman" w:cs="Times New Roman"/>
-          <w:sz w:val="28"/>
-          <w:szCs w:val="28"/>
-        </w:rPr>
-        <w:t xml:space="preserve">Reads sensor data from MPU6050 </w:t>
-      </w:r>
-    </w:p>
-    <w:p>
-      <w:pPr>
-        <w:numPr>
-          <w:ilvl w:val="0"/>
-          <w:numId w:val="69"/>
-        </w:numPr>
-        <w:spacing w:line="240" w:lineRule="auto"/>
-        <w:jc w:val="both"/>
-        <w:rPr>
-          <w:rFonts w:ascii="Times New Roman" w:hAnsi="Times New Roman" w:cs="Times New Roman"/>
-          <w:sz w:val="28"/>
-          <w:szCs w:val="28"/>
-        </w:rPr>
-      </w:pPr>
-      <w:r>
-        <w:rPr>
-          <w:rFonts w:ascii="Times New Roman" w:hAnsi="Times New Roman" w:cs="Times New Roman"/>
-          <w:sz w:val="28"/>
-          <w:szCs w:val="28"/>
-        </w:rPr>
-        <w:t xml:space="preserve">Performs real-time signal processing </w:t>
-      </w:r>
-    </w:p>
-    <w:p>
-      <w:pPr>
-        <w:numPr>
-          <w:ilvl w:val="0"/>
-          <w:numId w:val="69"/>
-        </w:numPr>
-        <w:spacing w:line="240" w:lineRule="auto"/>
-        <w:jc w:val="both"/>
-        <w:rPr>
-          <w:rFonts w:ascii="Times New Roman" w:hAnsi="Times New Roman" w:cs="Times New Roman"/>
-          <w:sz w:val="28"/>
-          <w:szCs w:val="28"/>
-        </w:rPr>
-      </w:pPr>
-      <w:r>
-        <w:rPr>
-          <w:rFonts w:ascii="Times New Roman" w:hAnsi="Times New Roman" w:cs="Times New Roman"/>
-          <w:sz w:val="28"/>
-          <w:szCs w:val="28"/>
-        </w:rPr>
-        <w:t xml:space="preserve">Detects swings using threshold logic </w:t>
-      </w:r>
-    </w:p>
-    <w:p>
-      <w:pPr>
-        <w:numPr>
-          <w:ilvl w:val="0"/>
-          <w:numId w:val="69"/>
-        </w:numPr>
-        <w:spacing w:line="240" w:lineRule="auto"/>
-        <w:jc w:val="both"/>
-        <w:rPr>
-          <w:rFonts w:ascii="Times New Roman" w:hAnsi="Times New Roman" w:cs="Times New Roman"/>
-          <w:sz w:val="28"/>
-          <w:szCs w:val="28"/>
-        </w:rPr>
-      </w:pPr>
-      <w:r>
-        <w:rPr>
-          <w:rFonts w:ascii="Times New Roman" w:hAnsi="Times New Roman" w:cs="Times New Roman"/>
-          <w:sz w:val="28"/>
-          <w:szCs w:val="28"/>
-        </w:rPr>
-        <w:t xml:space="preserve">Hosts a web server for user interface </w:t>
-      </w:r>
-    </w:p>
-    <w:p>
-      <w:pPr>
-        <w:numPr>
-          <w:ilvl w:val="0"/>
-          <w:numId w:val="69"/>
-        </w:numPr>
-        <w:spacing w:line="240" w:lineRule="auto"/>
-        <w:jc w:val="both"/>
-        <w:rPr>
-          <w:rFonts w:ascii="Times New Roman" w:hAnsi="Times New Roman" w:cs="Times New Roman"/>
-          <w:sz w:val="28"/>
-          <w:szCs w:val="28"/>
-        </w:rPr>
-      </w:pPr>
-      <w:r>
-        <w:rPr>
-          <w:rFonts w:ascii="Times New Roman" w:hAnsi="Times New Roman" w:cs="Times New Roman"/>
-          <w:sz w:val="28"/>
-          <w:szCs w:val="28"/>
-        </w:rPr>
-        <w:t xml:space="preserve">Handles data storage and communication </w:t>
-      </w:r>
-    </w:p>
-    <w:p>
-      <w:pPr>
-        <w:spacing w:line="240" w:lineRule="auto"/>
-        <w:jc w:val="both"/>
+      </w:pPr>
+    </w:p>
+    <w:p>
+      <w:pPr>
+        <w:spacing w:line="240" w:lineRule="auto"/>
+        <w:jc w:val="center"/>
         <w:rPr>
           <w:rFonts w:ascii="Times New Roman" w:hAnsi="Times New Roman" w:cs="Times New Roman"/>
           <w:b/>
@@ -11375,7 +11227,11 @@
           <w:szCs w:val="28"/>
         </w:rPr>
       </w:pPr>
-      <w:r>
+    </w:p>
+    <w:p>
+      <w:pPr>
+        <w:spacing w:line="240" w:lineRule="auto"/>
+        <w:jc w:val="center"/>
         <w:rPr>
           <w:rFonts w:ascii="Times New Roman" w:hAnsi="Times New Roman" w:cs="Times New Roman"/>
           <w:b/>
@@ -11383,275 +11239,12 @@
           <w:sz w:val="28"/>
           <w:szCs w:val="28"/>
         </w:rPr>
-        <w:t>4.3 MPU6050 Sensor (IMU)</w:t>
-      </w:r>
-    </w:p>
-    <w:p>
-      <w:pPr>
-        <w:spacing w:line="240" w:lineRule="auto"/>
-        <w:ind w:firstLine="720"/>
-        <w:jc w:val="both"/>
-        <w:rPr>
-          <w:rFonts w:ascii="Times New Roman" w:hAnsi="Times New Roman" w:cs="Times New Roman"/>
-          <w:sz w:val="28"/>
-          <w:szCs w:val="28"/>
-        </w:rPr>
-      </w:pPr>
-      <w:r>
-        <w:rPr>
-          <w:rFonts w:ascii="Times New Roman" w:hAnsi="Times New Roman" w:cs="Times New Roman"/>
-          <w:sz w:val="28"/>
-          <w:szCs w:val="28"/>
-        </w:rPr>
-        <w:t>The MPU6050 is a 6-axis Inertial Measurement Unit (IMU) that combines an accelerometer and a gyroscope.</w:t>
-      </w:r>
-    </w:p>
-    <w:p>
-      <w:pPr>
-        <w:spacing w:line="240" w:lineRule="auto"/>
-        <w:jc w:val="both"/>
-        <w:rPr>
-          <w:rFonts w:ascii="Times New Roman" w:hAnsi="Times New Roman" w:cs="Times New Roman"/>
-          <w:sz w:val="28"/>
-          <w:szCs w:val="28"/>
-        </w:rPr>
-      </w:pPr>
-      <w:r>
-        <w:rPr>
-          <w:rFonts w:ascii="Times New Roman" w:hAnsi="Times New Roman" w:cs="Times New Roman"/>
-          <w:sz w:val="28"/>
-          <w:szCs w:val="28"/>
-        </w:rPr>
-        <w:t>Working Principle:</w:t>
-      </w:r>
-    </w:p>
-    <w:p>
-      <w:pPr>
-        <w:numPr>
-          <w:ilvl w:val="0"/>
-          <w:numId w:val="70"/>
-        </w:numPr>
-        <w:spacing w:line="240" w:lineRule="auto"/>
-        <w:jc w:val="both"/>
-        <w:rPr>
-          <w:rFonts w:ascii="Times New Roman" w:hAnsi="Times New Roman" w:cs="Times New Roman"/>
-          <w:sz w:val="28"/>
-          <w:szCs w:val="28"/>
-        </w:rPr>
-      </w:pPr>
-      <w:r>
-        <w:rPr>
-          <w:rFonts w:ascii="Times New Roman" w:hAnsi="Times New Roman" w:cs="Times New Roman"/>
-          <w:sz w:val="28"/>
-          <w:szCs w:val="28"/>
-        </w:rPr>
-        <w:t xml:space="preserve">Accelerometer: Measures linear acceleration along X, Y, and Z axes </w:t>
-      </w:r>
-    </w:p>
-    <w:p>
-      <w:pPr>
-        <w:numPr>
-          <w:ilvl w:val="0"/>
-          <w:numId w:val="70"/>
-        </w:numPr>
-        <w:spacing w:line="240" w:lineRule="auto"/>
-        <w:jc w:val="both"/>
-        <w:rPr>
-          <w:rFonts w:ascii="Times New Roman" w:hAnsi="Times New Roman" w:cs="Times New Roman"/>
-          <w:sz w:val="28"/>
-          <w:szCs w:val="28"/>
-        </w:rPr>
-      </w:pPr>
-      <w:r>
-        <w:rPr>
-          <w:rFonts w:ascii="Times New Roman" w:hAnsi="Times New Roman" w:cs="Times New Roman"/>
-          <w:sz w:val="28"/>
-          <w:szCs w:val="28"/>
-        </w:rPr>
-        <w:t xml:space="preserve">Gyroscope: Measures angular velocity along X, Y, and Z axes </w:t>
-      </w:r>
-    </w:p>
-    <w:p>
-      <w:pPr>
-        <w:spacing w:line="240" w:lineRule="auto"/>
-        <w:jc w:val="both"/>
-        <w:rPr>
-          <w:rFonts w:ascii="Times New Roman" w:hAnsi="Times New Roman" w:cs="Times New Roman"/>
-          <w:sz w:val="28"/>
-          <w:szCs w:val="28"/>
-        </w:rPr>
-      </w:pPr>
-      <w:r>
-        <w:rPr>
-          <w:rFonts w:ascii="Times New Roman" w:hAnsi="Times New Roman" w:cs="Times New Roman"/>
-          <w:sz w:val="28"/>
-          <w:szCs w:val="28"/>
-        </w:rPr>
-        <w:t>Specifications:</w:t>
-      </w:r>
-    </w:p>
-    <w:p>
-      <w:pPr>
-        <w:numPr>
-          <w:ilvl w:val="0"/>
-          <w:numId w:val="71"/>
-        </w:numPr>
-        <w:spacing w:line="240" w:lineRule="auto"/>
-        <w:jc w:val="both"/>
-        <w:rPr>
-          <w:rFonts w:ascii="Times New Roman" w:hAnsi="Times New Roman" w:cs="Times New Roman"/>
-          <w:sz w:val="28"/>
-          <w:szCs w:val="28"/>
-        </w:rPr>
-      </w:pPr>
-      <w:r>
-        <w:rPr>
-          <w:rFonts w:ascii="Times New Roman" w:hAnsi="Times New Roman" w:cs="Times New Roman"/>
-          <w:sz w:val="28"/>
-          <w:szCs w:val="28"/>
-        </w:rPr>
-        <w:t xml:space="preserve">3-axis accelerometer + 3-axis gyroscope </w:t>
-      </w:r>
-    </w:p>
-    <w:p>
-      <w:pPr>
-        <w:numPr>
-          <w:ilvl w:val="0"/>
-          <w:numId w:val="71"/>
-        </w:numPr>
-        <w:spacing w:line="240" w:lineRule="auto"/>
-        <w:jc w:val="both"/>
-        <w:rPr>
-          <w:rFonts w:ascii="Times New Roman" w:hAnsi="Times New Roman" w:cs="Times New Roman"/>
-          <w:sz w:val="28"/>
-          <w:szCs w:val="28"/>
-        </w:rPr>
-      </w:pPr>
-      <w:r>
-        <w:rPr>
-          <w:rFonts w:ascii="Times New Roman" w:hAnsi="Times New Roman" w:cs="Times New Roman"/>
-          <w:sz w:val="28"/>
-          <w:szCs w:val="28"/>
-        </w:rPr>
-        <w:t xml:space="preserve">Digital output via I2C protocol </w:t>
-      </w:r>
-    </w:p>
-    <w:p>
-      <w:pPr>
-        <w:numPr>
-          <w:ilvl w:val="0"/>
-          <w:numId w:val="71"/>
-        </w:numPr>
-        <w:spacing w:line="240" w:lineRule="auto"/>
-        <w:jc w:val="both"/>
-        <w:rPr>
-          <w:rFonts w:ascii="Times New Roman" w:hAnsi="Times New Roman" w:cs="Times New Roman"/>
-          <w:sz w:val="28"/>
-          <w:szCs w:val="28"/>
-        </w:rPr>
-      </w:pPr>
-      <w:r>
-        <w:rPr>
-          <w:rFonts w:ascii="Times New Roman" w:hAnsi="Times New Roman" w:cs="Times New Roman"/>
-          <w:sz w:val="28"/>
-          <w:szCs w:val="28"/>
-        </w:rPr>
-        <w:t xml:space="preserve">High sensitivity and accuracy </w:t>
-      </w:r>
-    </w:p>
-    <w:p>
-      <w:pPr>
-        <w:spacing w:line="240" w:lineRule="auto"/>
-        <w:jc w:val="both"/>
-        <w:rPr>
-          <w:rFonts w:ascii="Times New Roman" w:hAnsi="Times New Roman" w:cs="Times New Roman"/>
-          <w:sz w:val="28"/>
-          <w:szCs w:val="28"/>
-        </w:rPr>
-      </w:pPr>
-      <w:r>
-        <w:rPr>
-          <w:rFonts w:ascii="Times New Roman" w:hAnsi="Times New Roman" w:cs="Times New Roman"/>
-          <w:sz w:val="28"/>
-          <w:szCs w:val="28"/>
-        </w:rPr>
-        <w:t>Role in the System:</w:t>
-      </w:r>
-    </w:p>
-    <w:p>
-      <w:pPr>
-        <w:numPr>
-          <w:ilvl w:val="0"/>
-          <w:numId w:val="72"/>
-        </w:numPr>
-        <w:spacing w:line="240" w:lineRule="auto"/>
-        <w:jc w:val="both"/>
-        <w:rPr>
-          <w:rFonts w:ascii="Times New Roman" w:hAnsi="Times New Roman" w:cs="Times New Roman"/>
-          <w:sz w:val="28"/>
-          <w:szCs w:val="28"/>
-        </w:rPr>
-      </w:pPr>
-      <w:r>
-        <w:rPr>
-          <w:rFonts w:ascii="Times New Roman" w:hAnsi="Times New Roman" w:cs="Times New Roman"/>
-          <w:sz w:val="28"/>
-          <w:szCs w:val="28"/>
-        </w:rPr>
-        <w:t xml:space="preserve">Captures motion data during racket swings </w:t>
-      </w:r>
-    </w:p>
-    <w:p>
-      <w:pPr>
-        <w:numPr>
-          <w:ilvl w:val="0"/>
-          <w:numId w:val="72"/>
-        </w:numPr>
-        <w:spacing w:line="240" w:lineRule="auto"/>
-        <w:jc w:val="both"/>
-        <w:rPr>
-          <w:rFonts w:ascii="Times New Roman" w:hAnsi="Times New Roman" w:cs="Times New Roman"/>
-          <w:sz w:val="28"/>
-          <w:szCs w:val="28"/>
-        </w:rPr>
-      </w:pPr>
-      <w:r>
-        <w:rPr>
-          <w:rFonts w:ascii="Times New Roman" w:hAnsi="Times New Roman" w:cs="Times New Roman"/>
-          <w:sz w:val="28"/>
-          <w:szCs w:val="28"/>
-        </w:rPr>
-        <w:t xml:space="preserve">Provides raw data for feature extraction </w:t>
-      </w:r>
-    </w:p>
-    <w:p>
-      <w:pPr>
-        <w:numPr>
-          <w:ilvl w:val="0"/>
-          <w:numId w:val="72"/>
-        </w:numPr>
-        <w:spacing w:line="240" w:lineRule="auto"/>
-        <w:jc w:val="both"/>
-        <w:rPr>
-          <w:rFonts w:ascii="Times New Roman" w:hAnsi="Times New Roman" w:cs="Times New Roman"/>
-          <w:sz w:val="28"/>
-          <w:szCs w:val="28"/>
-        </w:rPr>
-      </w:pPr>
-      <w:r>
-        <w:rPr>
-          <w:rFonts w:ascii="Times New Roman" w:hAnsi="Times New Roman" w:cs="Times New Roman"/>
-          <w:sz w:val="28"/>
-          <w:szCs w:val="28"/>
-        </w:rPr>
-        <w:lastRenderedPageBreak/>
-        <w:t xml:space="preserve">Enables calculation of speed, impact, and motion patterns </w:t>
-      </w:r>
-    </w:p>
-    <w:p>
-      <w:pPr>
-        <w:spacing w:line="240" w:lineRule="auto"/>
-        <w:jc w:val="both"/>
+      </w:pPr>
+    </w:p>
+    <w:p>
+      <w:pPr>
+        <w:spacing w:line="240" w:lineRule="auto"/>
+        <w:jc w:val="center"/>
         <w:rPr>
           <w:rFonts w:ascii="Times New Roman" w:hAnsi="Times New Roman" w:cs="Times New Roman"/>
           <w:b/>
@@ -11660,7 +11253,11 @@
           <w:szCs w:val="28"/>
         </w:rPr>
       </w:pPr>
-      <w:r>
+    </w:p>
+    <w:p>
+      <w:pPr>
+        <w:spacing w:line="240" w:lineRule="auto"/>
+        <w:jc w:val="center"/>
         <w:rPr>
           <w:rFonts w:ascii="Times New Roman" w:hAnsi="Times New Roman" w:cs="Times New Roman"/>
           <w:b/>
@@ -11668,189 +11265,12 @@
           <w:sz w:val="28"/>
           <w:szCs w:val="28"/>
         </w:rPr>
-        <w:t>4.4 Input Components</w:t>
-      </w:r>
-    </w:p>
-    <w:p>
-      <w:pPr>
-        <w:spacing w:line="240" w:lineRule="auto"/>
-        <w:jc w:val="both"/>
-        <w:rPr>
-          <w:rFonts w:ascii="Times New Roman" w:hAnsi="Times New Roman" w:cs="Times New Roman"/>
-          <w:sz w:val="28"/>
-          <w:szCs w:val="28"/>
-        </w:rPr>
-      </w:pPr>
-      <w:r>
-        <w:rPr>
-          <w:rFonts w:ascii="Times New Roman" w:hAnsi="Times New Roman" w:cs="Times New Roman"/>
-          <w:sz w:val="28"/>
-          <w:szCs w:val="28"/>
-        </w:rPr>
-        <w:t>Push Buttons</w:t>
-      </w:r>
-    </w:p>
-    <w:p>
-      <w:pPr>
-        <w:spacing w:line="240" w:lineRule="auto"/>
-        <w:jc w:val="both"/>
-        <w:rPr>
-          <w:rFonts w:ascii="Times New Roman" w:hAnsi="Times New Roman" w:cs="Times New Roman"/>
-          <w:sz w:val="28"/>
-          <w:szCs w:val="28"/>
-        </w:rPr>
-      </w:pPr>
-      <w:r>
-        <w:rPr>
-          <w:rFonts w:ascii="Times New Roman" w:hAnsi="Times New Roman" w:cs="Times New Roman"/>
-          <w:sz w:val="28"/>
-          <w:szCs w:val="28"/>
-        </w:rPr>
-        <w:t>Two push buttons are used to control system modes:</w:t>
-      </w:r>
-    </w:p>
-    <w:p>
-      <w:pPr>
-        <w:numPr>
-          <w:ilvl w:val="0"/>
-          <w:numId w:val="73"/>
-        </w:numPr>
-        <w:spacing w:line="240" w:lineRule="auto"/>
-        <w:jc w:val="both"/>
-        <w:rPr>
-          <w:rFonts w:ascii="Times New Roman" w:hAnsi="Times New Roman" w:cs="Times New Roman"/>
-          <w:sz w:val="28"/>
-          <w:szCs w:val="28"/>
-        </w:rPr>
-      </w:pPr>
-      <w:r>
-        <w:rPr>
-          <w:rFonts w:ascii="Times New Roman" w:hAnsi="Times New Roman" w:cs="Times New Roman"/>
-          <w:sz w:val="28"/>
-          <w:szCs w:val="28"/>
-        </w:rPr>
-        <w:t xml:space="preserve">Calibration Button </w:t>
-      </w:r>
-    </w:p>
-    <w:p>
-      <w:pPr>
-        <w:numPr>
-          <w:ilvl w:val="1"/>
-          <w:numId w:val="73"/>
-        </w:numPr>
-        <w:spacing w:line="240" w:lineRule="auto"/>
-        <w:jc w:val="both"/>
-        <w:rPr>
-          <w:rFonts w:ascii="Times New Roman" w:hAnsi="Times New Roman" w:cs="Times New Roman"/>
-          <w:sz w:val="28"/>
-          <w:szCs w:val="28"/>
-        </w:rPr>
-      </w:pPr>
-      <w:r>
-        <w:rPr>
-          <w:rFonts w:ascii="Times New Roman" w:hAnsi="Times New Roman" w:cs="Times New Roman"/>
-          <w:sz w:val="28"/>
-          <w:szCs w:val="28"/>
-        </w:rPr>
-        <w:t xml:space="preserve">Used to start/stop calibration mode </w:t>
-      </w:r>
-    </w:p>
-    <w:p>
-      <w:pPr>
-        <w:numPr>
-          <w:ilvl w:val="1"/>
-          <w:numId w:val="73"/>
-        </w:numPr>
-        <w:spacing w:line="240" w:lineRule="auto"/>
-        <w:jc w:val="both"/>
-        <w:rPr>
-          <w:rFonts w:ascii="Times New Roman" w:hAnsi="Times New Roman" w:cs="Times New Roman"/>
-          <w:sz w:val="28"/>
-          <w:szCs w:val="28"/>
-        </w:rPr>
-      </w:pPr>
-      <w:r>
-        <w:rPr>
-          <w:rFonts w:ascii="Times New Roman" w:hAnsi="Times New Roman" w:cs="Times New Roman"/>
-          <w:sz w:val="28"/>
-          <w:szCs w:val="28"/>
-        </w:rPr>
-        <w:t xml:space="preserve">Helps collect initial dataset </w:t>
-      </w:r>
-    </w:p>
-    <w:p>
-      <w:pPr>
-        <w:numPr>
-          <w:ilvl w:val="0"/>
-          <w:numId w:val="73"/>
-        </w:numPr>
-        <w:spacing w:line="240" w:lineRule="auto"/>
-        <w:jc w:val="both"/>
-        <w:rPr>
-          <w:rFonts w:ascii="Times New Roman" w:hAnsi="Times New Roman" w:cs="Times New Roman"/>
-          <w:sz w:val="28"/>
-          <w:szCs w:val="28"/>
-        </w:rPr>
-      </w:pPr>
-      <w:r>
-        <w:rPr>
-          <w:rFonts w:ascii="Times New Roman" w:hAnsi="Times New Roman" w:cs="Times New Roman"/>
-          <w:sz w:val="28"/>
-          <w:szCs w:val="28"/>
-        </w:rPr>
-        <w:t xml:space="preserve">Game Button </w:t>
-      </w:r>
-    </w:p>
-    <w:p>
-      <w:pPr>
-        <w:numPr>
-          <w:ilvl w:val="1"/>
-          <w:numId w:val="73"/>
-        </w:numPr>
-        <w:spacing w:line="240" w:lineRule="auto"/>
-        <w:jc w:val="both"/>
-        <w:rPr>
-          <w:rFonts w:ascii="Times New Roman" w:hAnsi="Times New Roman" w:cs="Times New Roman"/>
-          <w:sz w:val="28"/>
-          <w:szCs w:val="28"/>
-        </w:rPr>
-      </w:pPr>
-      <w:r>
-        <w:rPr>
-          <w:rFonts w:ascii="Times New Roman" w:hAnsi="Times New Roman" w:cs="Times New Roman"/>
-          <w:sz w:val="28"/>
-          <w:szCs w:val="28"/>
-        </w:rPr>
-        <w:t xml:space="preserve">Used to start/stop game mode </w:t>
-      </w:r>
-    </w:p>
-    <w:p>
-      <w:pPr>
-        <w:numPr>
-          <w:ilvl w:val="1"/>
-          <w:numId w:val="73"/>
-        </w:numPr>
-        <w:spacing w:line="240" w:lineRule="auto"/>
-        <w:jc w:val="both"/>
-        <w:rPr>
-          <w:rFonts w:ascii="Times New Roman" w:hAnsi="Times New Roman" w:cs="Times New Roman"/>
-          <w:sz w:val="28"/>
-          <w:szCs w:val="28"/>
-        </w:rPr>
-      </w:pPr>
-      <w:r>
-        <w:rPr>
-          <w:rFonts w:ascii="Times New Roman" w:hAnsi="Times New Roman" w:cs="Times New Roman"/>
-          <w:sz w:val="28"/>
-          <w:szCs w:val="28"/>
-        </w:rPr>
-        <w:t xml:space="preserve">Enables real-time performance tracking </w:t>
-      </w:r>
-    </w:p>
-    <w:p>
-      <w:pPr>
-        <w:spacing w:line="240" w:lineRule="auto"/>
-        <w:jc w:val="both"/>
+      </w:pPr>
+    </w:p>
+    <w:p>
+      <w:pPr>
+        <w:spacing w:line="240" w:lineRule="auto"/>
+        <w:jc w:val="center"/>
         <w:rPr>
           <w:rFonts w:ascii="Times New Roman" w:hAnsi="Times New Roman" w:cs="Times New Roman"/>
           <w:b/>
@@ -11859,7 +11279,11 @@
           <w:szCs w:val="28"/>
         </w:rPr>
       </w:pPr>
-      <w:r>
+    </w:p>
+    <w:p>
+      <w:pPr>
+        <w:spacing w:line="240" w:lineRule="auto"/>
+        <w:jc w:val="center"/>
         <w:rPr>
           <w:rFonts w:ascii="Times New Roman" w:hAnsi="Times New Roman" w:cs="Times New Roman"/>
           <w:b/>
@@ -11867,97 +11291,12 @@
           <w:sz w:val="28"/>
           <w:szCs w:val="28"/>
         </w:rPr>
-        <w:t>4.5 Output Components</w:t>
-      </w:r>
-    </w:p>
-    <w:p>
-      <w:pPr>
-        <w:spacing w:line="240" w:lineRule="auto"/>
-        <w:jc w:val="both"/>
-        <w:rPr>
-          <w:rFonts w:ascii="Times New Roman" w:hAnsi="Times New Roman" w:cs="Times New Roman"/>
-          <w:sz w:val="28"/>
-          <w:szCs w:val="28"/>
-        </w:rPr>
-      </w:pPr>
-      <w:r>
-        <w:rPr>
-          <w:rFonts w:ascii="Times New Roman" w:hAnsi="Times New Roman" w:cs="Times New Roman"/>
-          <w:sz w:val="28"/>
-          <w:szCs w:val="28"/>
-        </w:rPr>
-        <w:t>LED Indicator</w:t>
-      </w:r>
-    </w:p>
-    <w:p>
-      <w:pPr>
-        <w:numPr>
-          <w:ilvl w:val="0"/>
-          <w:numId w:val="74"/>
-        </w:numPr>
-        <w:spacing w:line="240" w:lineRule="auto"/>
-        <w:jc w:val="both"/>
-        <w:rPr>
-          <w:rFonts w:ascii="Times New Roman" w:hAnsi="Times New Roman" w:cs="Times New Roman"/>
-          <w:sz w:val="28"/>
-          <w:szCs w:val="28"/>
-        </w:rPr>
-      </w:pPr>
-      <w:r>
-        <w:rPr>
-          <w:rFonts w:ascii="Times New Roman" w:hAnsi="Times New Roman" w:cs="Times New Roman"/>
-          <w:sz w:val="28"/>
-          <w:szCs w:val="28"/>
-        </w:rPr>
-        <w:t xml:space="preserve">Turns ON when a swing is detected </w:t>
-      </w:r>
-    </w:p>
-    <w:p>
-      <w:pPr>
-        <w:numPr>
-          <w:ilvl w:val="0"/>
-          <w:numId w:val="74"/>
-        </w:numPr>
-        <w:spacing w:line="240" w:lineRule="auto"/>
-        <w:jc w:val="both"/>
-        <w:rPr>
-          <w:rFonts w:ascii="Times New Roman" w:hAnsi="Times New Roman" w:cs="Times New Roman"/>
-          <w:sz w:val="28"/>
-          <w:szCs w:val="28"/>
-        </w:rPr>
-      </w:pPr>
-      <w:r>
-        <w:rPr>
-          <w:rFonts w:ascii="Times New Roman" w:hAnsi="Times New Roman" w:cs="Times New Roman"/>
-          <w:sz w:val="28"/>
-          <w:szCs w:val="28"/>
-        </w:rPr>
-        <w:t xml:space="preserve">Turns OFF when the swing ends </w:t>
-      </w:r>
-    </w:p>
-    <w:p>
-      <w:pPr>
-        <w:spacing w:line="240" w:lineRule="auto"/>
-        <w:jc w:val="both"/>
-        <w:rPr>
-          <w:rFonts w:ascii="Times New Roman" w:hAnsi="Times New Roman" w:cs="Times New Roman"/>
-          <w:sz w:val="28"/>
-          <w:szCs w:val="28"/>
-        </w:rPr>
-      </w:pPr>
-      <w:r>
-        <w:rPr>
-          <w:rFonts w:ascii="Times New Roman" w:hAnsi="Times New Roman" w:cs="Times New Roman"/>
-          <w:sz w:val="28"/>
-          <w:szCs w:val="28"/>
-        </w:rPr>
-        <w:t>This helps in debugging and real-time system verification.</w:t>
-      </w:r>
-    </w:p>
-    <w:p>
-      <w:pPr>
-        <w:spacing w:line="240" w:lineRule="auto"/>
-        <w:jc w:val="both"/>
+      </w:pPr>
+    </w:p>
+    <w:p>
+      <w:pPr>
+        <w:spacing w:line="240" w:lineRule="auto"/>
+        <w:jc w:val="center"/>
         <w:rPr>
           <w:rFonts w:ascii="Times New Roman" w:hAnsi="Times New Roman" w:cs="Times New Roman"/>
           <w:b/>
@@ -11966,7 +11305,11 @@
           <w:szCs w:val="28"/>
         </w:rPr>
       </w:pPr>
-      <w:r>
+    </w:p>
+    <w:p>
+      <w:pPr>
+        <w:spacing w:line="240" w:lineRule="auto"/>
+        <w:jc w:val="center"/>
         <w:rPr>
           <w:rFonts w:ascii="Times New Roman" w:hAnsi="Times New Roman" w:cs="Times New Roman"/>
           <w:b/>
@@ -11974,97 +11317,8 @@
           <w:sz w:val="28"/>
           <w:szCs w:val="28"/>
         </w:rPr>
-        <w:t>4.6 Power Supply</w:t>
-      </w:r>
-    </w:p>
-    <w:p>
-      <w:pPr>
-        <w:spacing w:line="240" w:lineRule="auto"/>
-        <w:jc w:val="both"/>
-        <w:rPr>
-          <w:rFonts w:ascii="Times New Roman" w:hAnsi="Times New Roman" w:cs="Times New Roman"/>
-          <w:sz w:val="28"/>
-          <w:szCs w:val="28"/>
-        </w:rPr>
-      </w:pPr>
-      <w:r>
-        <w:rPr>
-          <w:rFonts w:ascii="Times New Roman" w:hAnsi="Times New Roman" w:cs="Times New Roman"/>
-          <w:sz w:val="28"/>
-          <w:szCs w:val="28"/>
-        </w:rPr>
-        <w:t>The system is powered using a stable DC power source such as:</w:t>
-      </w:r>
-    </w:p>
-    <w:p>
-      <w:pPr>
-        <w:numPr>
-          <w:ilvl w:val="0"/>
-          <w:numId w:val="75"/>
-        </w:numPr>
-        <w:spacing w:line="240" w:lineRule="auto"/>
-        <w:jc w:val="both"/>
-        <w:rPr>
-          <w:rFonts w:ascii="Times New Roman" w:hAnsi="Times New Roman" w:cs="Times New Roman"/>
-          <w:sz w:val="28"/>
-          <w:szCs w:val="28"/>
-        </w:rPr>
-      </w:pPr>
-      <w:r>
-        <w:rPr>
-          <w:rFonts w:ascii="Times New Roman" w:hAnsi="Times New Roman" w:cs="Times New Roman"/>
-          <w:sz w:val="28"/>
-          <w:szCs w:val="28"/>
-        </w:rPr>
-        <w:t xml:space="preserve">USB power supply </w:t>
-      </w:r>
-    </w:p>
-    <w:p>
-      <w:pPr>
-        <w:numPr>
-          <w:ilvl w:val="0"/>
-          <w:numId w:val="75"/>
-        </w:numPr>
-        <w:spacing w:line="240" w:lineRule="auto"/>
-        <w:jc w:val="both"/>
-        <w:rPr>
-          <w:rFonts w:ascii="Times New Roman" w:hAnsi="Times New Roman" w:cs="Times New Roman"/>
-          <w:sz w:val="28"/>
-          <w:szCs w:val="28"/>
-        </w:rPr>
-      </w:pPr>
-      <w:r>
-        <w:rPr>
-          <w:rFonts w:ascii="Times New Roman" w:hAnsi="Times New Roman" w:cs="Times New Roman"/>
-          <w:sz w:val="28"/>
-          <w:szCs w:val="28"/>
-        </w:rPr>
-        <w:t xml:space="preserve">Battery pack </w:t>
-      </w:r>
-    </w:p>
-    <w:p>
-      <w:pPr>
-        <w:spacing w:line="240" w:lineRule="auto"/>
-        <w:jc w:val="both"/>
-        <w:rPr>
-          <w:rFonts w:ascii="Times New Roman" w:hAnsi="Times New Roman" w:cs="Times New Roman"/>
-          <w:sz w:val="28"/>
-          <w:szCs w:val="28"/>
-        </w:rPr>
-      </w:pPr>
-      <w:r>
-        <w:rPr>
-          <w:rFonts w:ascii="Times New Roman" w:hAnsi="Times New Roman" w:cs="Times New Roman"/>
-          <w:sz w:val="28"/>
-          <w:szCs w:val="28"/>
-        </w:rPr>
-        <w:t>The ESP32 regulates voltage internally to support connected components.</w:t>
-      </w:r>
-    </w:p>
-    <w:p>
-      <w:pPr>
-        <w:spacing w:line="240" w:lineRule="auto"/>
-        <w:jc w:val="both"/>
+      </w:pPr>
+      <w:r>
         <w:rPr>
           <w:rFonts w:ascii="Times New Roman" w:hAnsi="Times New Roman" w:cs="Times New Roman"/>
           <w:b/>
@@ -12072,1071 +11326,6 @@
           <w:sz w:val="28"/>
           <w:szCs w:val="28"/>
         </w:rPr>
-      </w:pPr>
-    </w:p>
-    <w:p>
-      <w:pPr>
-        <w:spacing w:line="240" w:lineRule="auto"/>
-        <w:jc w:val="both"/>
-        <w:rPr>
-          <w:rFonts w:ascii="Times New Roman" w:hAnsi="Times New Roman" w:cs="Times New Roman"/>
-          <w:b/>
-          <w:bCs/>
-          <w:sz w:val="28"/>
-          <w:szCs w:val="28"/>
-        </w:rPr>
-      </w:pPr>
-      <w:r>
-        <w:rPr>
-          <w:rFonts w:ascii="Times New Roman" w:hAnsi="Times New Roman" w:cs="Times New Roman"/>
-          <w:b/>
-          <w:bCs/>
-          <w:sz w:val="28"/>
-          <w:szCs w:val="28"/>
-        </w:rPr>
-        <w:t>4.7 Hardware Interfacing</w:t>
-      </w:r>
-    </w:p>
-    <w:p>
-      <w:pPr>
-        <w:spacing w:line="240" w:lineRule="auto"/>
-        <w:jc w:val="both"/>
-        <w:rPr>
-          <w:rFonts w:ascii="Times New Roman" w:hAnsi="Times New Roman" w:cs="Times New Roman"/>
-          <w:sz w:val="28"/>
-          <w:szCs w:val="28"/>
-        </w:rPr>
-      </w:pPr>
-      <w:r>
-        <w:rPr>
-          <w:rFonts w:ascii="Times New Roman" w:hAnsi="Times New Roman" w:cs="Times New Roman"/>
-          <w:sz w:val="28"/>
-          <w:szCs w:val="28"/>
-        </w:rPr>
-        <w:t>MPU6050 to ESP32 Connection (I2C):</w:t>
-      </w:r>
-    </w:p>
-    <w:tbl>
-      <w:tblPr>
-        <w:tblW w:w="6503" w:type="dxa"/>
-        <w:tblCellSpacing w:w="15" w:type="dxa"/>
-        <w:tblBorders>
-          <w:top w:val="single" w:sz="12" w:space="0" w:color="auto"/>
-          <w:left w:val="single" w:sz="12" w:space="0" w:color="auto"/>
-          <w:bottom w:val="single" w:sz="12" w:space="0" w:color="auto"/>
-          <w:right w:val="single" w:sz="12" w:space="0" w:color="auto"/>
-          <w:insideH w:val="single" w:sz="12" w:space="0" w:color="auto"/>
-          <w:insideV w:val="single" w:sz="12" w:space="0" w:color="auto"/>
-        </w:tblBorders>
-        <w:tblCellMar>
-          <w:top w:w="15" w:type="dxa"/>
-          <w:left w:w="15" w:type="dxa"/>
-          <w:bottom w:w="15" w:type="dxa"/>
-          <w:right w:w="15" w:type="dxa"/>
-        </w:tblCellMar>
-        <w:tblLook w:val="04A0" w:firstRow="1" w:lastRow="0" w:firstColumn="1" w:lastColumn="0" w:noHBand="0" w:noVBand="1"/>
-      </w:tblPr>
-      <w:tblGrid>
-        <w:gridCol w:w="2978"/>
-        <w:gridCol w:w="3525"/>
-      </w:tblGrid>
-      <w:tr>
-        <w:trPr>
-          <w:trHeight w:val="480"/>
-          <w:tblHeader/>
-          <w:tblCellSpacing w:w="15" w:type="dxa"/>
-        </w:trPr>
-        <w:tc>
-          <w:tcPr>
-            <w:tcW w:w="0" w:type="auto"/>
-            <w:vAlign w:val="center"/>
-            <w:hideMark/>
-          </w:tcPr>
-          <w:p>
-            <w:pPr>
-              <w:spacing w:line="240" w:lineRule="auto"/>
-              <w:jc w:val="both"/>
-              <w:rPr>
-                <w:rFonts w:ascii="Times New Roman" w:hAnsi="Times New Roman" w:cs="Times New Roman"/>
-                <w:b/>
-                <w:bCs/>
-                <w:sz w:val="28"/>
-                <w:szCs w:val="28"/>
-              </w:rPr>
-            </w:pPr>
-            <w:r>
-              <w:rPr>
-                <w:rFonts w:ascii="Times New Roman" w:hAnsi="Times New Roman" w:cs="Times New Roman"/>
-                <w:b/>
-                <w:bCs/>
-                <w:sz w:val="28"/>
-                <w:szCs w:val="28"/>
-              </w:rPr>
-              <w:t>MPU6050 Pin</w:t>
-            </w:r>
-          </w:p>
-        </w:tc>
-        <w:tc>
-          <w:tcPr>
-            <w:tcW w:w="3480" w:type="dxa"/>
-            <w:vAlign w:val="center"/>
-            <w:hideMark/>
-          </w:tcPr>
-          <w:p>
-            <w:pPr>
-              <w:spacing w:line="240" w:lineRule="auto"/>
-              <w:jc w:val="both"/>
-              <w:rPr>
-                <w:rFonts w:ascii="Times New Roman" w:hAnsi="Times New Roman" w:cs="Times New Roman"/>
-                <w:b/>
-                <w:bCs/>
-                <w:sz w:val="28"/>
-                <w:szCs w:val="28"/>
-              </w:rPr>
-            </w:pPr>
-            <w:r>
-              <w:rPr>
-                <w:rFonts w:ascii="Times New Roman" w:hAnsi="Times New Roman" w:cs="Times New Roman"/>
-                <w:b/>
-                <w:bCs/>
-                <w:sz w:val="28"/>
-                <w:szCs w:val="28"/>
-              </w:rPr>
-              <w:t>ESP32 Pin</w:t>
-            </w:r>
-          </w:p>
-        </w:tc>
-      </w:tr>
-      <w:tr>
-        <w:trPr>
-          <w:trHeight w:val="480"/>
-          <w:tblCellSpacing w:w="15" w:type="dxa"/>
-        </w:trPr>
-        <w:tc>
-          <w:tcPr>
-            <w:tcW w:w="0" w:type="auto"/>
-            <w:vAlign w:val="center"/>
-            <w:hideMark/>
-          </w:tcPr>
-          <w:p>
-            <w:pPr>
-              <w:spacing w:line="240" w:lineRule="auto"/>
-              <w:jc w:val="both"/>
-              <w:rPr>
-                <w:rFonts w:ascii="Times New Roman" w:hAnsi="Times New Roman" w:cs="Times New Roman"/>
-                <w:sz w:val="28"/>
-                <w:szCs w:val="28"/>
-              </w:rPr>
-            </w:pPr>
-            <w:r>
-              <w:rPr>
-                <w:rFonts w:ascii="Times New Roman" w:hAnsi="Times New Roman" w:cs="Times New Roman"/>
-                <w:sz w:val="28"/>
-                <w:szCs w:val="28"/>
-              </w:rPr>
-              <w:t>VCC</w:t>
-            </w:r>
-          </w:p>
-        </w:tc>
-        <w:tc>
-          <w:tcPr>
-            <w:tcW w:w="3480" w:type="dxa"/>
-            <w:vAlign w:val="center"/>
-            <w:hideMark/>
-          </w:tcPr>
-          <w:p>
-            <w:pPr>
-              <w:spacing w:line="240" w:lineRule="auto"/>
-              <w:jc w:val="both"/>
-              <w:rPr>
-                <w:rFonts w:ascii="Times New Roman" w:hAnsi="Times New Roman" w:cs="Times New Roman"/>
-                <w:sz w:val="28"/>
-                <w:szCs w:val="28"/>
-              </w:rPr>
-            </w:pPr>
-            <w:r>
-              <w:rPr>
-                <w:rFonts w:ascii="Times New Roman" w:hAnsi="Times New Roman" w:cs="Times New Roman"/>
-                <w:sz w:val="28"/>
-                <w:szCs w:val="28"/>
-              </w:rPr>
-              <w:t>3.3V</w:t>
-            </w:r>
-          </w:p>
-        </w:tc>
-      </w:tr>
-      <w:tr>
-        <w:trPr>
-          <w:trHeight w:val="480"/>
-          <w:tblCellSpacing w:w="15" w:type="dxa"/>
-        </w:trPr>
-        <w:tc>
-          <w:tcPr>
-            <w:tcW w:w="0" w:type="auto"/>
-            <w:vAlign w:val="center"/>
-            <w:hideMark/>
-          </w:tcPr>
-          <w:p>
-            <w:pPr>
-              <w:spacing w:line="240" w:lineRule="auto"/>
-              <w:jc w:val="both"/>
-              <w:rPr>
-                <w:rFonts w:ascii="Times New Roman" w:hAnsi="Times New Roman" w:cs="Times New Roman"/>
-                <w:sz w:val="28"/>
-                <w:szCs w:val="28"/>
-              </w:rPr>
-            </w:pPr>
-            <w:r>
-              <w:rPr>
-                <w:rFonts w:ascii="Times New Roman" w:hAnsi="Times New Roman" w:cs="Times New Roman"/>
-                <w:sz w:val="28"/>
-                <w:szCs w:val="28"/>
-              </w:rPr>
-              <w:t>GND</w:t>
-            </w:r>
-          </w:p>
-        </w:tc>
-        <w:tc>
-          <w:tcPr>
-            <w:tcW w:w="3480" w:type="dxa"/>
-            <w:vAlign w:val="center"/>
-            <w:hideMark/>
-          </w:tcPr>
-          <w:p>
-            <w:pPr>
-              <w:spacing w:line="240" w:lineRule="auto"/>
-              <w:jc w:val="both"/>
-              <w:rPr>
-                <w:rFonts w:ascii="Times New Roman" w:hAnsi="Times New Roman" w:cs="Times New Roman"/>
-                <w:sz w:val="28"/>
-                <w:szCs w:val="28"/>
-              </w:rPr>
-            </w:pPr>
-            <w:r>
-              <w:rPr>
-                <w:rFonts w:ascii="Times New Roman" w:hAnsi="Times New Roman" w:cs="Times New Roman"/>
-                <w:sz w:val="28"/>
-                <w:szCs w:val="28"/>
-              </w:rPr>
-              <w:t>GND</w:t>
-            </w:r>
-          </w:p>
-        </w:tc>
-      </w:tr>
-      <w:tr>
-        <w:trPr>
-          <w:trHeight w:val="975"/>
-          <w:tblCellSpacing w:w="15" w:type="dxa"/>
-        </w:trPr>
-        <w:tc>
-          <w:tcPr>
-            <w:tcW w:w="0" w:type="auto"/>
-            <w:vAlign w:val="center"/>
-            <w:hideMark/>
-          </w:tcPr>
-          <w:p>
-            <w:pPr>
-              <w:spacing w:line="240" w:lineRule="auto"/>
-              <w:jc w:val="both"/>
-              <w:rPr>
-                <w:rFonts w:ascii="Times New Roman" w:hAnsi="Times New Roman" w:cs="Times New Roman"/>
-                <w:sz w:val="28"/>
-                <w:szCs w:val="28"/>
-              </w:rPr>
-            </w:pPr>
-            <w:r>
-              <w:rPr>
-                <w:rFonts w:ascii="Times New Roman" w:hAnsi="Times New Roman" w:cs="Times New Roman"/>
-                <w:sz w:val="28"/>
-                <w:szCs w:val="28"/>
-              </w:rPr>
-              <w:lastRenderedPageBreak/>
-              <w:t>SDA</w:t>
-            </w:r>
-            <w:r>
-              <w:rPr>
-                <w:rFonts w:ascii="Times New Roman" w:hAnsi="Times New Roman" w:cs="Times New Roman"/>
-                <w:sz w:val="28"/>
-                <w:szCs w:val="28"/>
-              </w:rPr>
-              <w:t>,SCL</w:t>
-            </w:r>
-          </w:p>
-        </w:tc>
-        <w:tc>
-          <w:tcPr>
-            <w:tcW w:w="3480" w:type="dxa"/>
-            <w:vAlign w:val="center"/>
-            <w:hideMark/>
-          </w:tcPr>
-          <w:p>
-            <w:pPr>
-              <w:spacing w:line="240" w:lineRule="auto"/>
-              <w:jc w:val="both"/>
-              <w:rPr>
-                <w:rFonts w:ascii="Times New Roman" w:hAnsi="Times New Roman" w:cs="Times New Roman"/>
-                <w:sz w:val="28"/>
-                <w:szCs w:val="28"/>
-              </w:rPr>
-            </w:pPr>
-            <w:r>
-              <w:rPr>
-                <w:rFonts w:ascii="Times New Roman" w:hAnsi="Times New Roman" w:cs="Times New Roman"/>
-                <w:sz w:val="28"/>
-                <w:szCs w:val="28"/>
-              </w:rPr>
-              <w:t>GPIO 26</w:t>
-            </w:r>
-          </w:p>
-          <w:p>
-            <w:pPr>
-              <w:spacing w:line="240" w:lineRule="auto"/>
-              <w:jc w:val="both"/>
-              <w:rPr>
-                <w:rFonts w:ascii="Times New Roman" w:hAnsi="Times New Roman" w:cs="Times New Roman"/>
-                <w:sz w:val="28"/>
-                <w:szCs w:val="28"/>
-              </w:rPr>
-            </w:pPr>
-            <w:r>
-              <w:rPr>
-                <w:rFonts w:ascii="Times New Roman" w:hAnsi="Times New Roman" w:cs="Times New Roman"/>
-                <w:sz w:val="28"/>
-                <w:szCs w:val="28"/>
-              </w:rPr>
-              <w:t>GPIP 25</w:t>
-            </w:r>
-          </w:p>
-        </w:tc>
-      </w:tr>
-    </w:tbl>
-    <w:p>
-      <w:pPr>
-        <w:spacing w:line="240" w:lineRule="auto"/>
-        <w:jc w:val="both"/>
-        <w:rPr>
-          <w:rFonts w:ascii="Times New Roman" w:hAnsi="Times New Roman" w:cs="Times New Roman"/>
-          <w:sz w:val="28"/>
-          <w:szCs w:val="28"/>
-        </w:rPr>
-      </w:pPr>
-      <w:r>
-        <w:rPr>
-          <w:rFonts w:ascii="Times New Roman" w:hAnsi="Times New Roman" w:cs="Times New Roman"/>
-          <w:sz w:val="28"/>
-          <w:szCs w:val="28"/>
-        </w:rPr>
-        <w:t>Other Connections:</w:t>
-      </w:r>
-    </w:p>
-    <w:tbl>
-      <w:tblPr>
-        <w:tblW w:w="6524" w:type="dxa"/>
-        <w:tblCellSpacing w:w="15" w:type="dxa"/>
-        <w:tblBorders>
-          <w:top w:val="single" w:sz="12" w:space="0" w:color="auto"/>
-          <w:left w:val="single" w:sz="12" w:space="0" w:color="auto"/>
-          <w:bottom w:val="single" w:sz="12" w:space="0" w:color="auto"/>
-          <w:right w:val="single" w:sz="12" w:space="0" w:color="auto"/>
-          <w:insideH w:val="single" w:sz="12" w:space="0" w:color="auto"/>
-          <w:insideV w:val="single" w:sz="12" w:space="0" w:color="auto"/>
-        </w:tblBorders>
-        <w:tblCellMar>
-          <w:top w:w="15" w:type="dxa"/>
-          <w:left w:w="15" w:type="dxa"/>
-          <w:bottom w:w="15" w:type="dxa"/>
-          <w:right w:w="15" w:type="dxa"/>
-        </w:tblCellMar>
-        <w:tblLook w:val="04A0" w:firstRow="1" w:lastRow="0" w:firstColumn="1" w:lastColumn="0" w:noHBand="0" w:noVBand="1"/>
-      </w:tblPr>
-      <w:tblGrid>
-        <w:gridCol w:w="3917"/>
-        <w:gridCol w:w="2607"/>
-      </w:tblGrid>
-      <w:tr>
-        <w:trPr>
-          <w:trHeight w:val="474"/>
-          <w:tblHeader/>
-          <w:tblCellSpacing w:w="15" w:type="dxa"/>
-        </w:trPr>
-        <w:tc>
-          <w:tcPr>
-            <w:tcW w:w="0" w:type="auto"/>
-            <w:vAlign w:val="center"/>
-            <w:hideMark/>
-          </w:tcPr>
-          <w:p>
-            <w:pPr>
-              <w:spacing w:line="240" w:lineRule="auto"/>
-              <w:jc w:val="both"/>
-              <w:rPr>
-                <w:rFonts w:ascii="Times New Roman" w:hAnsi="Times New Roman" w:cs="Times New Roman"/>
-                <w:b/>
-                <w:bCs/>
-                <w:sz w:val="28"/>
-                <w:szCs w:val="28"/>
-              </w:rPr>
-            </w:pPr>
-            <w:r>
-              <w:rPr>
-                <w:rFonts w:ascii="Times New Roman" w:hAnsi="Times New Roman" w:cs="Times New Roman"/>
-                <w:b/>
-                <w:bCs/>
-                <w:sz w:val="28"/>
-                <w:szCs w:val="28"/>
-              </w:rPr>
-              <w:t>Component</w:t>
-            </w:r>
-          </w:p>
-        </w:tc>
-        <w:tc>
-          <w:tcPr>
-            <w:tcW w:w="0" w:type="auto"/>
-            <w:vAlign w:val="center"/>
-            <w:hideMark/>
-          </w:tcPr>
-          <w:p>
-            <w:pPr>
-              <w:spacing w:line="240" w:lineRule="auto"/>
-              <w:jc w:val="both"/>
-              <w:rPr>
-                <w:rFonts w:ascii="Times New Roman" w:hAnsi="Times New Roman" w:cs="Times New Roman"/>
-                <w:b/>
-                <w:bCs/>
-                <w:sz w:val="28"/>
-                <w:szCs w:val="28"/>
-              </w:rPr>
-            </w:pPr>
-            <w:r>
-              <w:rPr>
-                <w:rFonts w:ascii="Times New Roman" w:hAnsi="Times New Roman" w:cs="Times New Roman"/>
-                <w:b/>
-                <w:bCs/>
-                <w:sz w:val="28"/>
-                <w:szCs w:val="28"/>
-              </w:rPr>
-              <w:t>ESP32 Pin</w:t>
-            </w:r>
-          </w:p>
-        </w:tc>
-      </w:tr>
-      <w:tr>
-        <w:trPr>
-          <w:trHeight w:val="474"/>
-          <w:tblCellSpacing w:w="15" w:type="dxa"/>
-        </w:trPr>
-        <w:tc>
-          <w:tcPr>
-            <w:tcW w:w="0" w:type="auto"/>
-            <w:vAlign w:val="center"/>
-            <w:hideMark/>
-          </w:tcPr>
-          <w:p>
-            <w:pPr>
-              <w:spacing w:line="240" w:lineRule="auto"/>
-              <w:jc w:val="both"/>
-              <w:rPr>
-                <w:rFonts w:ascii="Times New Roman" w:hAnsi="Times New Roman" w:cs="Times New Roman"/>
-                <w:sz w:val="28"/>
-                <w:szCs w:val="28"/>
-              </w:rPr>
-            </w:pPr>
-            <w:r>
-              <w:rPr>
-                <w:rFonts w:ascii="Times New Roman" w:hAnsi="Times New Roman" w:cs="Times New Roman"/>
-                <w:sz w:val="28"/>
-                <w:szCs w:val="28"/>
-              </w:rPr>
-              <w:t>LED</w:t>
-            </w:r>
-          </w:p>
-        </w:tc>
-        <w:tc>
-          <w:tcPr>
-            <w:tcW w:w="0" w:type="auto"/>
-            <w:vAlign w:val="center"/>
-            <w:hideMark/>
-          </w:tcPr>
-          <w:p>
-            <w:pPr>
-              <w:spacing w:line="240" w:lineRule="auto"/>
-              <w:jc w:val="both"/>
-              <w:rPr>
-                <w:rFonts w:ascii="Times New Roman" w:hAnsi="Times New Roman" w:cs="Times New Roman"/>
-                <w:sz w:val="28"/>
-                <w:szCs w:val="28"/>
-              </w:rPr>
-            </w:pPr>
-            <w:r>
-              <w:rPr>
-                <w:rFonts w:ascii="Times New Roman" w:hAnsi="Times New Roman" w:cs="Times New Roman"/>
-                <w:sz w:val="28"/>
-                <w:szCs w:val="28"/>
-              </w:rPr>
-              <w:t xml:space="preserve">GPIO </w:t>
-            </w:r>
-            <w:r>
-              <w:rPr>
-                <w:rFonts w:ascii="Times New Roman" w:hAnsi="Times New Roman" w:cs="Times New Roman"/>
-                <w:sz w:val="28"/>
-                <w:szCs w:val="28"/>
-              </w:rPr>
-              <w:t>18,19</w:t>
-            </w:r>
-          </w:p>
-        </w:tc>
-      </w:tr>
-      <w:tr>
-        <w:trPr>
-          <w:trHeight w:val="474"/>
-          <w:tblCellSpacing w:w="15" w:type="dxa"/>
-        </w:trPr>
-        <w:tc>
-          <w:tcPr>
-            <w:tcW w:w="0" w:type="auto"/>
-            <w:vAlign w:val="center"/>
-            <w:hideMark/>
-          </w:tcPr>
-          <w:p>
-            <w:pPr>
-              <w:spacing w:line="240" w:lineRule="auto"/>
-              <w:jc w:val="both"/>
-              <w:rPr>
-                <w:rFonts w:ascii="Times New Roman" w:hAnsi="Times New Roman" w:cs="Times New Roman"/>
-                <w:sz w:val="28"/>
-                <w:szCs w:val="28"/>
-              </w:rPr>
-            </w:pPr>
-            <w:r>
-              <w:rPr>
-                <w:rFonts w:ascii="Times New Roman" w:hAnsi="Times New Roman" w:cs="Times New Roman"/>
-                <w:sz w:val="28"/>
-                <w:szCs w:val="28"/>
-              </w:rPr>
-              <w:t>Calibration Button</w:t>
-            </w:r>
-          </w:p>
-        </w:tc>
-        <w:tc>
-          <w:tcPr>
-            <w:tcW w:w="0" w:type="auto"/>
-            <w:vAlign w:val="center"/>
-            <w:hideMark/>
-          </w:tcPr>
-          <w:p>
-            <w:pPr>
-              <w:spacing w:line="240" w:lineRule="auto"/>
-              <w:jc w:val="both"/>
-              <w:rPr>
-                <w:rFonts w:ascii="Times New Roman" w:hAnsi="Times New Roman" w:cs="Times New Roman"/>
-                <w:sz w:val="28"/>
-                <w:szCs w:val="28"/>
-              </w:rPr>
-            </w:pPr>
-            <w:r>
-              <w:rPr>
-                <w:rFonts w:ascii="Times New Roman" w:hAnsi="Times New Roman" w:cs="Times New Roman"/>
-                <w:sz w:val="28"/>
-                <w:szCs w:val="28"/>
-              </w:rPr>
-              <w:t>GPIO 22</w:t>
-            </w:r>
-          </w:p>
-        </w:tc>
-      </w:tr>
-      <w:tr>
-        <w:trPr>
-          <w:trHeight w:val="489"/>
-          <w:tblCellSpacing w:w="15" w:type="dxa"/>
-        </w:trPr>
-        <w:tc>
-          <w:tcPr>
-            <w:tcW w:w="0" w:type="auto"/>
-            <w:vAlign w:val="center"/>
-            <w:hideMark/>
-          </w:tcPr>
-          <w:p>
-            <w:pPr>
-              <w:spacing w:line="240" w:lineRule="auto"/>
-              <w:jc w:val="both"/>
-              <w:rPr>
-                <w:rFonts w:ascii="Times New Roman" w:hAnsi="Times New Roman" w:cs="Times New Roman"/>
-                <w:sz w:val="28"/>
-                <w:szCs w:val="28"/>
-              </w:rPr>
-            </w:pPr>
-            <w:r>
-              <w:rPr>
-                <w:rFonts w:ascii="Times New Roman" w:hAnsi="Times New Roman" w:cs="Times New Roman"/>
-                <w:sz w:val="28"/>
-                <w:szCs w:val="28"/>
-              </w:rPr>
-              <w:t>Game Button</w:t>
-            </w:r>
-          </w:p>
-        </w:tc>
-        <w:tc>
-          <w:tcPr>
-            <w:tcW w:w="0" w:type="auto"/>
-            <w:vAlign w:val="center"/>
-            <w:hideMark/>
-          </w:tcPr>
-          <w:p>
-            <w:pPr>
-              <w:spacing w:line="240" w:lineRule="auto"/>
-              <w:jc w:val="both"/>
-              <w:rPr>
-                <w:rFonts w:ascii="Times New Roman" w:hAnsi="Times New Roman" w:cs="Times New Roman"/>
-                <w:sz w:val="28"/>
-                <w:szCs w:val="28"/>
-              </w:rPr>
-            </w:pPr>
-            <w:r>
-              <w:rPr>
-                <w:rFonts w:ascii="Times New Roman" w:hAnsi="Times New Roman" w:cs="Times New Roman"/>
-                <w:sz w:val="28"/>
-                <w:szCs w:val="28"/>
-              </w:rPr>
-              <w:t>GPIO 23</w:t>
-            </w:r>
-          </w:p>
-        </w:tc>
-      </w:tr>
-    </w:tbl>
-    <w:p>
-      <w:pPr>
-        <w:spacing w:line="240" w:lineRule="auto"/>
-        <w:jc w:val="both"/>
-        <w:rPr>
-          <w:rFonts w:ascii="Times New Roman" w:hAnsi="Times New Roman" w:cs="Times New Roman"/>
-          <w:sz w:val="28"/>
-          <w:szCs w:val="28"/>
-        </w:rPr>
-      </w:pPr>
-    </w:p>
-    <w:p>
-      <w:pPr>
-        <w:spacing w:line="240" w:lineRule="auto"/>
-        <w:jc w:val="both"/>
-        <w:rPr>
-          <w:rFonts w:ascii="Times New Roman" w:hAnsi="Times New Roman" w:cs="Times New Roman"/>
-          <w:b/>
-          <w:bCs/>
-          <w:sz w:val="28"/>
-          <w:szCs w:val="28"/>
-        </w:rPr>
-      </w:pPr>
-      <w:r>
-        <w:rPr>
-          <w:rFonts w:ascii="Times New Roman" w:hAnsi="Times New Roman" w:cs="Times New Roman"/>
-          <w:b/>
-          <w:bCs/>
-          <w:sz w:val="28"/>
-          <w:szCs w:val="28"/>
-        </w:rPr>
-        <w:t>4.8 Circuit Description</w:t>
-      </w:r>
-    </w:p>
-    <w:p>
-      <w:pPr>
-        <w:numPr>
-          <w:ilvl w:val="0"/>
-          <w:numId w:val="76"/>
-        </w:numPr>
-        <w:spacing w:line="240" w:lineRule="auto"/>
-        <w:jc w:val="both"/>
-        <w:rPr>
-          <w:rFonts w:ascii="Times New Roman" w:hAnsi="Times New Roman" w:cs="Times New Roman"/>
-          <w:sz w:val="28"/>
-          <w:szCs w:val="28"/>
-        </w:rPr>
-      </w:pPr>
-      <w:r>
-        <w:rPr>
-          <w:rFonts w:ascii="Times New Roman" w:hAnsi="Times New Roman" w:cs="Times New Roman"/>
-          <w:sz w:val="28"/>
-          <w:szCs w:val="28"/>
-        </w:rPr>
-        <w:t xml:space="preserve">The MPU6050 communicates with ESP32 via I2C protocol </w:t>
-      </w:r>
-    </w:p>
-    <w:p>
-      <w:pPr>
-        <w:numPr>
-          <w:ilvl w:val="0"/>
-          <w:numId w:val="76"/>
-        </w:numPr>
-        <w:spacing w:line="240" w:lineRule="auto"/>
-        <w:jc w:val="both"/>
-        <w:rPr>
-          <w:rFonts w:ascii="Times New Roman" w:hAnsi="Times New Roman" w:cs="Times New Roman"/>
-          <w:sz w:val="28"/>
-          <w:szCs w:val="28"/>
-        </w:rPr>
-      </w:pPr>
-      <w:r>
-        <w:rPr>
-          <w:rFonts w:ascii="Times New Roman" w:hAnsi="Times New Roman" w:cs="Times New Roman"/>
-          <w:sz w:val="28"/>
-          <w:szCs w:val="28"/>
-        </w:rPr>
-        <w:t xml:space="preserve">Buttons are connected using pull-up configuration </w:t>
-      </w:r>
-    </w:p>
-    <w:p>
-      <w:pPr>
-        <w:numPr>
-          <w:ilvl w:val="0"/>
-          <w:numId w:val="76"/>
-        </w:numPr>
-        <w:spacing w:line="240" w:lineRule="auto"/>
-        <w:jc w:val="both"/>
-        <w:rPr>
-          <w:rFonts w:ascii="Times New Roman" w:hAnsi="Times New Roman" w:cs="Times New Roman"/>
-          <w:sz w:val="28"/>
-          <w:szCs w:val="28"/>
-        </w:rPr>
-      </w:pPr>
-      <w:r>
-        <w:rPr>
-          <w:rFonts w:ascii="Times New Roman" w:hAnsi="Times New Roman" w:cs="Times New Roman"/>
-          <w:sz w:val="28"/>
-          <w:szCs w:val="28"/>
-        </w:rPr>
-        <w:t xml:space="preserve">LED is connected as a digital output indicator </w:t>
-      </w:r>
-    </w:p>
-    <w:p>
-      <w:pPr>
-        <w:numPr>
-          <w:ilvl w:val="0"/>
-          <w:numId w:val="76"/>
-        </w:numPr>
-        <w:spacing w:line="240" w:lineRule="auto"/>
-        <w:jc w:val="both"/>
-        <w:rPr>
-          <w:rFonts w:ascii="Times New Roman" w:hAnsi="Times New Roman" w:cs="Times New Roman"/>
-          <w:sz w:val="28"/>
-          <w:szCs w:val="28"/>
-        </w:rPr>
-      </w:pPr>
-      <w:r>
-        <w:rPr>
-          <w:rFonts w:ascii="Times New Roman" w:hAnsi="Times New Roman" w:cs="Times New Roman"/>
-          <w:sz w:val="28"/>
-          <w:szCs w:val="28"/>
-        </w:rPr>
-        <w:t xml:space="preserve">ESP32 processes all inputs and controls outputs </w:t>
-      </w:r>
-    </w:p>
-    <w:p>
-      <w:pPr>
-        <w:spacing w:line="240" w:lineRule="auto"/>
-        <w:jc w:val="both"/>
-        <w:rPr>
-          <w:rFonts w:ascii="Times New Roman" w:hAnsi="Times New Roman" w:cs="Times New Roman"/>
-          <w:b/>
-          <w:bCs/>
-          <w:sz w:val="28"/>
-          <w:szCs w:val="28"/>
-        </w:rPr>
-      </w:pPr>
-      <w:r>
-        <w:rPr>
-          <w:rFonts w:ascii="Times New Roman" w:hAnsi="Times New Roman" w:cs="Times New Roman"/>
-          <w:b/>
-          <w:bCs/>
-          <w:sz w:val="28"/>
-          <w:szCs w:val="28"/>
-        </w:rPr>
-        <w:t>4.9 Working of Hardware Setup</w:t>
-      </w:r>
-    </w:p>
-    <w:p>
-      <w:pPr>
-        <w:numPr>
-          <w:ilvl w:val="0"/>
-          <w:numId w:val="77"/>
-        </w:numPr>
-        <w:spacing w:line="240" w:lineRule="auto"/>
-        <w:jc w:val="both"/>
-        <w:rPr>
-          <w:rFonts w:ascii="Times New Roman" w:hAnsi="Times New Roman" w:cs="Times New Roman"/>
-          <w:sz w:val="28"/>
-          <w:szCs w:val="28"/>
-        </w:rPr>
-      </w:pPr>
-      <w:r>
-        <w:rPr>
-          <w:rFonts w:ascii="Times New Roman" w:hAnsi="Times New Roman" w:cs="Times New Roman"/>
-          <w:sz w:val="28"/>
-          <w:szCs w:val="28"/>
-        </w:rPr>
-        <w:t xml:space="preserve">The MPU6050 continuously senses motion </w:t>
-      </w:r>
-    </w:p>
-    <w:p>
-      <w:pPr>
-        <w:numPr>
-          <w:ilvl w:val="0"/>
-          <w:numId w:val="77"/>
-        </w:numPr>
-        <w:spacing w:line="240" w:lineRule="auto"/>
-        <w:jc w:val="both"/>
-        <w:rPr>
-          <w:rFonts w:ascii="Times New Roman" w:hAnsi="Times New Roman" w:cs="Times New Roman"/>
-          <w:sz w:val="28"/>
-          <w:szCs w:val="28"/>
-        </w:rPr>
-      </w:pPr>
-      <w:r>
-        <w:rPr>
-          <w:rFonts w:ascii="Times New Roman" w:hAnsi="Times New Roman" w:cs="Times New Roman"/>
-          <w:sz w:val="28"/>
-          <w:szCs w:val="28"/>
-        </w:rPr>
-        <w:t xml:space="preserve">ESP32 reads sensor data in real time </w:t>
-      </w:r>
-    </w:p>
-    <w:p>
-      <w:pPr>
-        <w:numPr>
-          <w:ilvl w:val="0"/>
-          <w:numId w:val="77"/>
-        </w:numPr>
-        <w:spacing w:line="240" w:lineRule="auto"/>
-        <w:jc w:val="both"/>
-        <w:rPr>
-          <w:rFonts w:ascii="Times New Roman" w:hAnsi="Times New Roman" w:cs="Times New Roman"/>
-          <w:sz w:val="28"/>
-          <w:szCs w:val="28"/>
-        </w:rPr>
-      </w:pPr>
-      <w:r>
-        <w:rPr>
-          <w:rFonts w:ascii="Times New Roman" w:hAnsi="Times New Roman" w:cs="Times New Roman"/>
-          <w:sz w:val="28"/>
-          <w:szCs w:val="28"/>
-        </w:rPr>
-        <w:t xml:space="preserve">Buttons allow switching between modes </w:t>
-      </w:r>
-    </w:p>
-    <w:p>
-      <w:pPr>
-        <w:numPr>
-          <w:ilvl w:val="0"/>
-          <w:numId w:val="77"/>
-        </w:numPr>
-        <w:spacing w:line="240" w:lineRule="auto"/>
-        <w:jc w:val="both"/>
-        <w:rPr>
-          <w:rFonts w:ascii="Times New Roman" w:hAnsi="Times New Roman" w:cs="Times New Roman"/>
-          <w:sz w:val="28"/>
-          <w:szCs w:val="28"/>
-        </w:rPr>
-      </w:pPr>
-      <w:r>
-        <w:rPr>
-          <w:rFonts w:ascii="Times New Roman" w:hAnsi="Times New Roman" w:cs="Times New Roman"/>
-          <w:sz w:val="28"/>
-          <w:szCs w:val="28"/>
-        </w:rPr>
-        <w:t xml:space="preserve">LED provides visual indication of swing detection </w:t>
-      </w:r>
-    </w:p>
-    <w:p>
-      <w:pPr>
-        <w:numPr>
-          <w:ilvl w:val="0"/>
-          <w:numId w:val="77"/>
-        </w:numPr>
-        <w:spacing w:line="240" w:lineRule="auto"/>
-        <w:jc w:val="both"/>
-        <w:rPr>
-          <w:rFonts w:ascii="Times New Roman" w:hAnsi="Times New Roman" w:cs="Times New Roman"/>
-          <w:sz w:val="28"/>
-          <w:szCs w:val="28"/>
-        </w:rPr>
-      </w:pPr>
-      <w:r>
-        <w:rPr>
-          <w:rFonts w:ascii="Times New Roman" w:hAnsi="Times New Roman" w:cs="Times New Roman"/>
-          <w:sz w:val="28"/>
-          <w:szCs w:val="28"/>
-        </w:rPr>
-        <w:t xml:space="preserve">ESP32 processes and sends data to the web interface </w:t>
-      </w:r>
-    </w:p>
-    <w:p>
-      <w:pPr>
-        <w:spacing w:line="240" w:lineRule="auto"/>
-        <w:jc w:val="both"/>
-        <w:rPr>
-          <w:rFonts w:ascii="Times New Roman" w:hAnsi="Times New Roman" w:cs="Times New Roman"/>
-          <w:b/>
-          <w:bCs/>
-          <w:sz w:val="28"/>
-          <w:szCs w:val="28"/>
-        </w:rPr>
-      </w:pPr>
-      <w:r>
-        <w:rPr>
-          <w:rFonts w:ascii="Times New Roman" w:hAnsi="Times New Roman" w:cs="Times New Roman"/>
-          <w:b/>
-          <w:bCs/>
-          <w:sz w:val="28"/>
-          <w:szCs w:val="28"/>
-        </w:rPr>
-        <w:t>4.10 Advantages of Hardware Design</w:t>
-      </w:r>
-    </w:p>
-    <w:p>
-      <w:pPr>
-        <w:numPr>
-          <w:ilvl w:val="0"/>
-          <w:numId w:val="78"/>
-        </w:numPr>
-        <w:spacing w:line="240" w:lineRule="auto"/>
-        <w:jc w:val="both"/>
-        <w:rPr>
-          <w:rFonts w:ascii="Times New Roman" w:hAnsi="Times New Roman" w:cs="Times New Roman"/>
-          <w:sz w:val="28"/>
-          <w:szCs w:val="28"/>
-        </w:rPr>
-      </w:pPr>
-      <w:r>
-        <w:rPr>
-          <w:rFonts w:ascii="Times New Roman" w:hAnsi="Times New Roman" w:cs="Times New Roman"/>
-          <w:sz w:val="28"/>
-          <w:szCs w:val="28"/>
-        </w:rPr>
-        <w:t xml:space="preserve">Compact and portable setup </w:t>
-      </w:r>
-    </w:p>
-    <w:p>
-      <w:pPr>
-        <w:numPr>
-          <w:ilvl w:val="0"/>
-          <w:numId w:val="78"/>
-        </w:numPr>
-        <w:spacing w:line="240" w:lineRule="auto"/>
-        <w:jc w:val="both"/>
-        <w:rPr>
-          <w:rFonts w:ascii="Times New Roman" w:hAnsi="Times New Roman" w:cs="Times New Roman"/>
-          <w:sz w:val="28"/>
-          <w:szCs w:val="28"/>
-        </w:rPr>
-      </w:pPr>
-      <w:r>
-        <w:rPr>
-          <w:rFonts w:ascii="Times New Roman" w:hAnsi="Times New Roman" w:cs="Times New Roman"/>
-          <w:sz w:val="28"/>
-          <w:szCs w:val="28"/>
-        </w:rPr>
-        <w:t xml:space="preserve">Low power consumption </w:t>
-      </w:r>
-    </w:p>
-    <w:p>
-      <w:pPr>
-        <w:numPr>
-          <w:ilvl w:val="0"/>
-          <w:numId w:val="78"/>
-        </w:numPr>
-        <w:spacing w:line="240" w:lineRule="auto"/>
-        <w:jc w:val="both"/>
-        <w:rPr>
-          <w:rFonts w:ascii="Times New Roman" w:hAnsi="Times New Roman" w:cs="Times New Roman"/>
-          <w:sz w:val="28"/>
-          <w:szCs w:val="28"/>
-        </w:rPr>
-      </w:pPr>
-      <w:r>
-        <w:rPr>
-          <w:rFonts w:ascii="Times New Roman" w:hAnsi="Times New Roman" w:cs="Times New Roman"/>
-          <w:sz w:val="28"/>
-          <w:szCs w:val="28"/>
-        </w:rPr>
-        <w:t xml:space="preserve">Cost-effective implementation </w:t>
-      </w:r>
-    </w:p>
-    <w:p>
-      <w:pPr>
-        <w:numPr>
-          <w:ilvl w:val="0"/>
-          <w:numId w:val="78"/>
-        </w:numPr>
-        <w:spacing w:line="240" w:lineRule="auto"/>
-        <w:jc w:val="both"/>
-        <w:rPr>
-          <w:rFonts w:ascii="Times New Roman" w:hAnsi="Times New Roman" w:cs="Times New Roman"/>
-          <w:sz w:val="28"/>
-          <w:szCs w:val="28"/>
-        </w:rPr>
-      </w:pPr>
-      <w:r>
-        <w:rPr>
-          <w:rFonts w:ascii="Times New Roman" w:hAnsi="Times New Roman" w:cs="Times New Roman"/>
-          <w:sz w:val="28"/>
-          <w:szCs w:val="28"/>
-        </w:rPr>
-        <w:t xml:space="preserve">Easy integration with software modules </w:t>
-      </w:r>
-    </w:p>
-    <w:p>
-      <w:pPr>
-        <w:numPr>
-          <w:ilvl w:val="0"/>
-          <w:numId w:val="78"/>
-        </w:numPr>
-        <w:spacing w:line="240" w:lineRule="auto"/>
-        <w:jc w:val="both"/>
-        <w:rPr>
-          <w:rFonts w:ascii="Times New Roman" w:hAnsi="Times New Roman" w:cs="Times New Roman"/>
-          <w:sz w:val="28"/>
-          <w:szCs w:val="28"/>
-        </w:rPr>
-      </w:pPr>
-      <w:r>
-        <w:rPr>
-          <w:rFonts w:ascii="Times New Roman" w:hAnsi="Times New Roman" w:cs="Times New Roman"/>
-          <w:sz w:val="28"/>
-          <w:szCs w:val="28"/>
-        </w:rPr>
-        <w:t>Reliable real-time data acquisition</w:t>
-      </w:r>
-    </w:p>
-    <w:p>
-      <w:pPr>
-        <w:spacing w:line="240" w:lineRule="auto"/>
-        <w:jc w:val="both"/>
-        <w:rPr>
-          <w:rFonts w:ascii="Times New Roman" w:hAnsi="Times New Roman" w:cs="Times New Roman"/>
-          <w:sz w:val="28"/>
-          <w:szCs w:val="28"/>
-        </w:rPr>
-      </w:pPr>
-    </w:p>
-    <w:p>
-      <w:pPr>
-        <w:spacing w:line="240" w:lineRule="auto"/>
-        <w:jc w:val="center"/>
-        <w:rPr>
-          <w:rFonts w:ascii="Times New Roman" w:hAnsi="Times New Roman" w:cs="Times New Roman"/>
-          <w:b/>
-          <w:bCs/>
-          <w:sz w:val="28"/>
-          <w:szCs w:val="28"/>
-        </w:rPr>
-      </w:pPr>
-      <w:r>
-        <w:rPr>
-          <w:rFonts w:ascii="Times New Roman" w:hAnsi="Times New Roman" w:cs="Times New Roman"/>
-          <w:b/>
-          <w:bCs/>
-          <w:sz w:val="28"/>
-          <w:szCs w:val="28"/>
-        </w:rPr>
-        <w:lastRenderedPageBreak/>
         <w:t xml:space="preserve">CHAPTER </w:t>
       </w:r>
       <w:r>
@@ -13291,6 +11480,7 @@
           <w:sz w:val="28"/>
           <w:szCs w:val="28"/>
         </w:rPr>
+        <w:lastRenderedPageBreak/>
         <w:t>Embedded Firmware Layer (ESP32)</w:t>
       </w:r>
     </w:p>
@@ -13654,7 +11844,7 @@
           <w:sz w:val="28"/>
           <w:szCs w:val="28"/>
         </w:rPr>
-        <w:t>3</w:t>
+        <w:t>4</w:t>
       </w:r>
       <w:r>
         <w:rPr>
@@ -13664,7 +11854,7 @@
           <w:sz w:val="28"/>
           <w:szCs w:val="28"/>
         </w:rPr>
-        <w:t xml:space="preserve"> Data Processing &amp; Feature Engineering</w:t>
+        <w:t>Data Processing &amp; Feature Engineering</w:t>
       </w:r>
     </w:p>
     <w:p>
@@ -13702,7 +11892,6 @@
           <w:sz w:val="28"/>
           <w:szCs w:val="28"/>
         </w:rPr>
-        <w:lastRenderedPageBreak/>
         <w:t>Key Features Created:</w:t>
       </w:r>
     </w:p>
@@ -13777,17 +11966,10 @@
     </w:p>
     <w:p>
       <w:pPr>
-        <w:spacing w:line="240" w:lineRule="auto"/>
-        <w:jc w:val="both"/>
-        <w:rPr>
-          <w:rFonts w:ascii="Times New Roman" w:hAnsi="Times New Roman" w:cs="Times New Roman"/>
-          <w:sz w:val="28"/>
-          <w:szCs w:val="28"/>
-        </w:rPr>
-      </w:pPr>
-    </w:p>
-    <w:p>
-      <w:pPr>
+        <w:numPr>
+          <w:ilvl w:val="0"/>
+          <w:numId w:val="81"/>
+        </w:numPr>
         <w:spacing w:line="240" w:lineRule="auto"/>
         <w:jc w:val="both"/>
         <w:rPr>
@@ -13891,6 +12073,7 @@
           <w:sz w:val="28"/>
           <w:szCs w:val="28"/>
         </w:rPr>
+        <w:lastRenderedPageBreak/>
         <w:t>Code Concept Snippet</w:t>
       </w:r>
     </w:p>
@@ -14060,7 +12243,7 @@
           <w:sz w:val="28"/>
           <w:szCs w:val="28"/>
         </w:rPr>
-        <w:t>4</w:t>
+        <w:t>5</w:t>
       </w:r>
       <w:r>
         <w:rPr>
@@ -14475,7 +12658,7 @@
           <w:sz w:val="28"/>
           <w:szCs w:val="28"/>
         </w:rPr>
-        <w:t>5</w:t>
+        <w:t>6</w:t>
       </w:r>
       <w:r>
         <w:rPr>
@@ -14727,6 +12910,14 @@
           <w:szCs w:val="28"/>
         </w:rPr>
         <w:br/>
+      </w:r>
+      <w:r>
+        <w:rPr>
+          <w:rFonts w:ascii="Times New Roman" w:hAnsi="Times New Roman" w:cs="Times New Roman"/>
+          <w:sz w:val="28"/>
+          <w:szCs w:val="28"/>
+        </w:rPr>
+        <w:lastRenderedPageBreak/>
         <w:t xml:space="preserve">    consistency (std deviation)</w:t>
       </w:r>
       <w:r>
@@ -15059,7 +13250,6 @@
           <w:sz w:val="28"/>
           <w:szCs w:val="28"/>
         </w:rPr>
-        <w:lastRenderedPageBreak/>
         <w:t>Timestamp</w:t>
       </w:r>
     </w:p>
@@ -15211,6 +13401,7 @@
           <w:sz w:val="28"/>
           <w:szCs w:val="28"/>
         </w:rPr>
+        <w:lastRenderedPageBreak/>
         <w:t>Swing duration</w:t>
       </w:r>
     </w:p>
@@ -15697,7 +13888,6 @@
           <w:sz w:val="28"/>
           <w:szCs w:val="28"/>
         </w:rPr>
-        <w:lastRenderedPageBreak/>
         <w:t>LOAD calibration dataset</w:t>
       </w:r>
       <w:r>
@@ -15874,6 +14064,7 @@
           <w:sz w:val="28"/>
           <w:szCs w:val="28"/>
         </w:rPr>
+        <w:lastRenderedPageBreak/>
         <w:t>These are directly derived from sensor data:</w:t>
       </w:r>
     </w:p>
@@ -16399,7 +14590,6 @@
           <w:sz w:val="28"/>
           <w:szCs w:val="28"/>
         </w:rPr>
-        <w:lastRenderedPageBreak/>
         <w:t>Additional features are created specifically for stroke classification:</w:t>
       </w:r>
     </w:p>
@@ -16645,6 +14835,7 @@
           <w:sz w:val="28"/>
           <w:szCs w:val="28"/>
         </w:rPr>
+        <w:lastRenderedPageBreak/>
         <w:t>6.9 Importance of Feature Engineering</w:t>
       </w:r>
     </w:p>
@@ -17030,7 +15221,6 @@
           <w:sz w:val="28"/>
           <w:szCs w:val="28"/>
         </w:rPr>
-        <w:lastRenderedPageBreak/>
         <w:t>Input to Models:</w:t>
       </w:r>
     </w:p>
@@ -17245,6 +15435,7 @@
           <w:sz w:val="28"/>
           <w:szCs w:val="28"/>
         </w:rPr>
+        <w:lastRenderedPageBreak/>
         <w:t>Features Used:</w:t>
       </w:r>
     </w:p>
@@ -17707,7 +15898,6 @@
           <w:sz w:val="28"/>
           <w:szCs w:val="28"/>
         </w:rPr>
-        <w:lastRenderedPageBreak/>
         <w:t>Peak acceleration</w:t>
       </w:r>
     </w:p>
@@ -17860,6 +16050,14 @@
           <w:szCs w:val="28"/>
         </w:rPr>
         <w:br/>
+      </w:r>
+      <w:r>
+        <w:rPr>
+          <w:rFonts w:ascii="Times New Roman" w:hAnsi="Times New Roman" w:cs="Times New Roman"/>
+          <w:sz w:val="28"/>
+          <w:szCs w:val="28"/>
+        </w:rPr>
+        <w:lastRenderedPageBreak/>
         <w:t xml:space="preserve">    features = [</w:t>
       </w:r>
       <w:proofErr w:type="spellStart"/>
@@ -18386,7 +16584,6 @@
           <w:sz w:val="28"/>
           <w:szCs w:val="28"/>
         </w:rPr>
-        <w:lastRenderedPageBreak/>
         <w:t xml:space="preserve">IF power &lt; </w:t>
       </w:r>
       <w:proofErr w:type="spellStart"/>
@@ -18561,6 +16758,7 @@
           <w:sz w:val="28"/>
           <w:szCs w:val="28"/>
         </w:rPr>
+        <w:lastRenderedPageBreak/>
         <w:t>7.7 Model Performance</w:t>
       </w:r>
     </w:p>
@@ -18936,16 +17134,7 @@
           <w:sz w:val="28"/>
           <w:szCs w:val="28"/>
         </w:rPr>
-        <w:t xml:space="preserve">This chapter describes the practical implementation of the Smart Badminton Performance Analytics System. It covers the integration of hardware, </w:t>
-      </w:r>
-      <w:r>
-        <w:rPr>
-          <w:rFonts w:ascii="Times New Roman" w:hAnsi="Times New Roman" w:cs="Times New Roman"/>
-          <w:sz w:val="28"/>
-          <w:szCs w:val="28"/>
-        </w:rPr>
-        <w:lastRenderedPageBreak/>
-        <w:t>software, machine learning models, and user interfaces. Additionally, the algorithms used for swing detection, feature extraction, and classification are explained.</w:t>
+        <w:t>This chapter describes the practical implementation of the Smart Badminton Performance Analytics System. It covers the integration of hardware, software, machine learning models, and user interfaces. Additionally, the algorithms used for swing detection, feature extraction, and classification are explained.</w:t>
       </w:r>
     </w:p>
     <w:p>
@@ -19098,6 +17287,7 @@
           <w:sz w:val="28"/>
           <w:szCs w:val="28"/>
         </w:rPr>
+        <w:lastRenderedPageBreak/>
         <w:t>8.3 Embedded System Implementation (ESP32)</w:t>
       </w:r>
     </w:p>
@@ -19469,14 +17659,6 @@
           <w:szCs w:val="28"/>
         </w:rPr>
         <w:br/>
-      </w:r>
-      <w:r>
-        <w:rPr>
-          <w:rFonts w:ascii="Times New Roman" w:hAnsi="Times New Roman" w:cs="Times New Roman"/>
-          <w:sz w:val="28"/>
-          <w:szCs w:val="28"/>
-        </w:rPr>
-        <w:lastRenderedPageBreak/>
         <w:t xml:space="preserve">        end swing</w:t>
       </w:r>
       <w:r>
@@ -19643,6 +17825,14 @@
           <w:szCs w:val="28"/>
         </w:rPr>
         <w:br/>
+      </w:r>
+      <w:r>
+        <w:rPr>
+          <w:rFonts w:ascii="Times New Roman" w:hAnsi="Times New Roman" w:cs="Times New Roman"/>
+          <w:sz w:val="28"/>
+          <w:szCs w:val="28"/>
+        </w:rPr>
+        <w:lastRenderedPageBreak/>
         <w:t xml:space="preserve">    power = speed * impact</w:t>
       </w:r>
       <w:r>
@@ -20290,7 +18480,6 @@
           <w:sz w:val="28"/>
           <w:szCs w:val="28"/>
         </w:rPr>
-        <w:lastRenderedPageBreak/>
         <w:t>Final Decision Strategy</w:t>
       </w:r>
     </w:p>
@@ -20431,6 +18620,7 @@
           <w:sz w:val="28"/>
           <w:szCs w:val="28"/>
         </w:rPr>
+        <w:lastRenderedPageBreak/>
         <w:t>9.1 Introduction</w:t>
       </w:r>
     </w:p>
@@ -20886,7 +19076,6 @@
           <w:sz w:val="28"/>
           <w:szCs w:val="28"/>
         </w:rPr>
-        <w:lastRenderedPageBreak/>
         <w:t>Feature engineering significantly improved accuracy</w:t>
       </w:r>
     </w:p>
@@ -21089,6 +19278,7 @@
           <w:sz w:val="28"/>
           <w:szCs w:val="28"/>
         </w:rPr>
+        <w:lastRenderedPageBreak/>
         <w:t>9.</w:t>
       </w:r>
       <w:r>
@@ -21504,7 +19694,6 @@
           <w:sz w:val="28"/>
           <w:szCs w:val="28"/>
         </w:rPr>
-        <w:lastRenderedPageBreak/>
         <w:drawing>
           <wp:anchor distT="0" distB="0" distL="114300" distR="114300" simplePos="0" relativeHeight="251671552" behindDoc="1" locked="0" layoutInCell="1" allowOverlap="1" wp14:anchorId="56DD3D79" wp14:editId="21DE8555">
             <wp:simplePos x="0" y="0"/>
@@ -21537,7 +19726,7 @@
                     <pic:cNvPicPr/>
                   </pic:nvPicPr>
                   <pic:blipFill>
-                    <a:blip r:embed="rId21">
+                    <a:blip r:embed="rId22">
                       <a:extLst>
                         <a:ext uri="{28A0092B-C50C-407E-A947-70E740481C1C}">
                           <a14:useLocalDpi xmlns:a14="http://schemas.microsoft.com/office/drawing/2010/main" val="0"/>
@@ -21709,7 +19898,7 @@
                     <pic:cNvPicPr/>
                   </pic:nvPicPr>
                   <pic:blipFill>
-                    <a:blip r:embed="rId22">
+                    <a:blip r:embed="rId23">
                       <a:extLst>
                         <a:ext uri="{28A0092B-C50C-407E-A947-70E740481C1C}">
                           <a14:useLocalDpi xmlns:a14="http://schemas.microsoft.com/office/drawing/2010/main" val="0"/>
@@ -21774,7 +19963,7 @@
                     <pic:cNvPicPr/>
                   </pic:nvPicPr>
                   <pic:blipFill>
-                    <a:blip r:embed="rId23">
+                    <a:blip r:embed="rId24">
                       <a:extLst>
                         <a:ext uri="{28A0092B-C50C-407E-A947-70E740481C1C}">
                           <a14:useLocalDpi xmlns:a14="http://schemas.microsoft.com/office/drawing/2010/main" val="0"/>
@@ -21844,7 +20033,7 @@
                     <pic:cNvPicPr/>
                   </pic:nvPicPr>
                   <pic:blipFill>
-                    <a:blip r:embed="rId24">
+                    <a:blip r:embed="rId25">
                       <a:extLst>
                         <a:ext uri="{28A0092B-C50C-407E-A947-70E740481C1C}">
                           <a14:useLocalDpi xmlns:a14="http://schemas.microsoft.com/office/drawing/2010/main" val="0"/>
@@ -21953,7 +20142,6 @@
           <w:sz w:val="28"/>
           <w:szCs w:val="28"/>
         </w:rPr>
-        <w:lastRenderedPageBreak/>
         <w:t>9.10 System Strengths</w:t>
       </w:r>
     </w:p>
@@ -22020,6 +20208,7 @@
           <w:sz w:val="28"/>
           <w:szCs w:val="28"/>
         </w:rPr>
+        <w:lastRenderedPageBreak/>
         <w:t>Hybrid ML + rule-based reliability</w:t>
       </w:r>
     </w:p>
@@ -22123,7 +20312,7 @@
           <w:sz w:val="28"/>
           <w:szCs w:val="28"/>
         </w:rPr>
-        <w:t>FUTURE SCOPE AND PRODUCTIZATION</w:t>
+        <w:t xml:space="preserve">FUTURE SCOPE </w:t>
       </w:r>
     </w:p>
     <w:p>
@@ -24265,7 +22454,7 @@
       </w:pPr>
     </w:p>
     <w:sectPr>
-      <w:footerReference w:type="default" r:id="rId25"/>
+      <w:footerReference w:type="default" r:id="rId26"/>
       <w:pgSz w:w="11906" w:h="16838"/>
       <w:pgMar w:top="1440" w:right="1440" w:bottom="1440" w:left="1440" w:header="709" w:footer="709" w:gutter="0"/>
       <w:pgNumType w:start="1"/>
@@ -36081,6 +34270,119 @@
     </w:lvl>
   </w:abstractNum>
   <w:abstractNum w:abstractNumId="83" w15:restartNumberingAfterBreak="0">
+    <w:nsid w:val="4B2470FA"/>
+    <w:multiLevelType w:val="hybridMultilevel"/>
+    <w:tmpl w:val="ED06A3FE"/>
+    <w:lvl w:ilvl="0" w:tplc="40090001">
+      <w:start w:val="1"/>
+      <w:numFmt w:val="bullet"/>
+      <w:lvlText w:val=""/>
+      <w:lvlJc w:val="left"/>
+      <w:pPr>
+        <w:ind w:left="720" w:hanging="360"/>
+      </w:pPr>
+      <w:rPr>
+        <w:rFonts w:ascii="Symbol" w:hAnsi="Symbol" w:hint="default"/>
+      </w:rPr>
+    </w:lvl>
+    <w:lvl w:ilvl="1" w:tplc="40090003">
+      <w:start w:val="1"/>
+      <w:numFmt w:val="bullet"/>
+      <w:lvlText w:val="o"/>
+      <w:lvlJc w:val="left"/>
+      <w:pPr>
+        <w:ind w:left="1440" w:hanging="360"/>
+      </w:pPr>
+      <w:rPr>
+        <w:rFonts w:ascii="Courier New" w:hAnsi="Courier New" w:cs="Courier New" w:hint="default"/>
+      </w:rPr>
+    </w:lvl>
+    <w:lvl w:ilvl="2" w:tplc="40090005">
+      <w:start w:val="1"/>
+      <w:numFmt w:val="bullet"/>
+      <w:lvlText w:val=""/>
+      <w:lvlJc w:val="left"/>
+      <w:pPr>
+        <w:ind w:left="2160" w:hanging="360"/>
+      </w:pPr>
+      <w:rPr>
+        <w:rFonts w:ascii="Wingdings" w:hAnsi="Wingdings" w:hint="default"/>
+      </w:rPr>
+    </w:lvl>
+    <w:lvl w:ilvl="3" w:tplc="40090001" w:tentative="1">
+      <w:start w:val="1"/>
+      <w:numFmt w:val="bullet"/>
+      <w:lvlText w:val=""/>
+      <w:lvlJc w:val="left"/>
+      <w:pPr>
+        <w:ind w:left="2880" w:hanging="360"/>
+      </w:pPr>
+      <w:rPr>
+        <w:rFonts w:ascii="Symbol" w:hAnsi="Symbol" w:hint="default"/>
+      </w:rPr>
+    </w:lvl>
+    <w:lvl w:ilvl="4" w:tplc="40090003" w:tentative="1">
+      <w:start w:val="1"/>
+      <w:numFmt w:val="bullet"/>
+      <w:lvlText w:val="o"/>
+      <w:lvlJc w:val="left"/>
+      <w:pPr>
+        <w:ind w:left="3600" w:hanging="360"/>
+      </w:pPr>
+      <w:rPr>
+        <w:rFonts w:ascii="Courier New" w:hAnsi="Courier New" w:cs="Courier New" w:hint="default"/>
+      </w:rPr>
+    </w:lvl>
+    <w:lvl w:ilvl="5" w:tplc="40090005" w:tentative="1">
+      <w:start w:val="1"/>
+      <w:numFmt w:val="bullet"/>
+      <w:lvlText w:val=""/>
+      <w:lvlJc w:val="left"/>
+      <w:pPr>
+        <w:ind w:left="4320" w:hanging="360"/>
+      </w:pPr>
+      <w:rPr>
+        <w:rFonts w:ascii="Wingdings" w:hAnsi="Wingdings" w:hint="default"/>
+      </w:rPr>
+    </w:lvl>
+    <w:lvl w:ilvl="6" w:tplc="40090001" w:tentative="1">
+      <w:start w:val="1"/>
+      <w:numFmt w:val="bullet"/>
+      <w:lvlText w:val=""/>
+      <w:lvlJc w:val="left"/>
+      <w:pPr>
+        <w:ind w:left="5040" w:hanging="360"/>
+      </w:pPr>
+      <w:rPr>
+        <w:rFonts w:ascii="Symbol" w:hAnsi="Symbol" w:hint="default"/>
+      </w:rPr>
+    </w:lvl>
+    <w:lvl w:ilvl="7" w:tplc="40090003" w:tentative="1">
+      <w:start w:val="1"/>
+      <w:numFmt w:val="bullet"/>
+      <w:lvlText w:val="o"/>
+      <w:lvlJc w:val="left"/>
+      <w:pPr>
+        <w:ind w:left="5760" w:hanging="360"/>
+      </w:pPr>
+      <w:rPr>
+        <w:rFonts w:ascii="Courier New" w:hAnsi="Courier New" w:cs="Courier New" w:hint="default"/>
+      </w:rPr>
+    </w:lvl>
+    <w:lvl w:ilvl="8" w:tplc="40090005" w:tentative="1">
+      <w:start w:val="1"/>
+      <w:numFmt w:val="bullet"/>
+      <w:lvlText w:val=""/>
+      <w:lvlJc w:val="left"/>
+      <w:pPr>
+        <w:ind w:left="6480" w:hanging="360"/>
+      </w:pPr>
+      <w:rPr>
+        <w:rFonts w:ascii="Wingdings" w:hAnsi="Wingdings" w:hint="default"/>
+      </w:rPr>
+    </w:lvl>
+  </w:abstractNum>
+  <w:abstractNum w:abstractNumId="84" w15:restartNumberingAfterBreak="0">
     <w:nsid w:val="4B717FD8"/>
     <w:multiLevelType w:val="hybridMultilevel"/>
     <w:tmpl w:val="9E12C112"/>
@@ -36169,7 +34471,7 @@
       </w:pPr>
     </w:lvl>
   </w:abstractNum>
-  <w:abstractNum w:abstractNumId="84" w15:restartNumberingAfterBreak="0">
+  <w:abstractNum w:abstractNumId="85" w15:restartNumberingAfterBreak="0">
     <w:nsid w:val="4DDC3CF2"/>
     <w:multiLevelType w:val="multilevel"/>
     <w:tmpl w:val="A53EC048"/>
@@ -36318,7 +34620,7 @@
       </w:rPr>
     </w:lvl>
   </w:abstractNum>
-  <w:abstractNum w:abstractNumId="85" w15:restartNumberingAfterBreak="0">
+  <w:abstractNum w:abstractNumId="86" w15:restartNumberingAfterBreak="0">
     <w:nsid w:val="4E206F63"/>
     <w:multiLevelType w:val="hybridMultilevel"/>
     <w:tmpl w:val="EE00F4CE"/>
@@ -36404,7 +34706,7 @@
       </w:pPr>
     </w:lvl>
   </w:abstractNum>
-  <w:abstractNum w:abstractNumId="86" w15:restartNumberingAfterBreak="0">
+  <w:abstractNum w:abstractNumId="87" w15:restartNumberingAfterBreak="0">
     <w:nsid w:val="4E432559"/>
     <w:multiLevelType w:val="multilevel"/>
     <w:tmpl w:val="152A5358"/>
@@ -36553,7 +34855,7 @@
       </w:rPr>
     </w:lvl>
   </w:abstractNum>
-  <w:abstractNum w:abstractNumId="87" w15:restartNumberingAfterBreak="0">
+  <w:abstractNum w:abstractNumId="88" w15:restartNumberingAfterBreak="0">
     <w:nsid w:val="4ED174DE"/>
     <w:multiLevelType w:val="multilevel"/>
     <w:tmpl w:val="80360F88"/>
@@ -36666,7 +34968,7 @@
       </w:pPr>
     </w:lvl>
   </w:abstractNum>
-  <w:abstractNum w:abstractNumId="88" w15:restartNumberingAfterBreak="0">
+  <w:abstractNum w:abstractNumId="89" w15:restartNumberingAfterBreak="0">
     <w:nsid w:val="4EE455EE"/>
     <w:multiLevelType w:val="multilevel"/>
     <w:tmpl w:val="82080EB6"/>
@@ -36815,7 +35117,7 @@
       </w:rPr>
     </w:lvl>
   </w:abstractNum>
-  <w:abstractNum w:abstractNumId="89" w15:restartNumberingAfterBreak="0">
+  <w:abstractNum w:abstractNumId="90" w15:restartNumberingAfterBreak="0">
     <w:nsid w:val="4F2D46BD"/>
     <w:multiLevelType w:val="multilevel"/>
     <w:tmpl w:val="1BD04CA0"/>
@@ -36964,7 +35266,7 @@
       </w:rPr>
     </w:lvl>
   </w:abstractNum>
-  <w:abstractNum w:abstractNumId="90" w15:restartNumberingAfterBreak="0">
+  <w:abstractNum w:abstractNumId="91" w15:restartNumberingAfterBreak="0">
     <w:nsid w:val="511269DD"/>
     <w:multiLevelType w:val="multilevel"/>
     <w:tmpl w:val="511269DD"/>
@@ -37077,7 +35379,7 @@
       </w:rPr>
     </w:lvl>
   </w:abstractNum>
-  <w:abstractNum w:abstractNumId="91" w15:restartNumberingAfterBreak="0">
+  <w:abstractNum w:abstractNumId="92" w15:restartNumberingAfterBreak="0">
     <w:nsid w:val="511C6736"/>
     <w:multiLevelType w:val="multilevel"/>
     <w:tmpl w:val="BEC66DBE"/>
@@ -37226,7 +35528,7 @@
       </w:rPr>
     </w:lvl>
   </w:abstractNum>
-  <w:abstractNum w:abstractNumId="92" w15:restartNumberingAfterBreak="0">
+  <w:abstractNum w:abstractNumId="93" w15:restartNumberingAfterBreak="0">
     <w:nsid w:val="525C5360"/>
     <w:multiLevelType w:val="multilevel"/>
     <w:tmpl w:val="878A2892"/>
@@ -37375,7 +35677,7 @@
       </w:rPr>
     </w:lvl>
   </w:abstractNum>
-  <w:abstractNum w:abstractNumId="93" w15:restartNumberingAfterBreak="0">
+  <w:abstractNum w:abstractNumId="94" w15:restartNumberingAfterBreak="0">
     <w:nsid w:val="542B3433"/>
     <w:multiLevelType w:val="multilevel"/>
     <w:tmpl w:val="759432D2"/>
@@ -37524,7 +35826,7 @@
       </w:rPr>
     </w:lvl>
   </w:abstractNum>
-  <w:abstractNum w:abstractNumId="94" w15:restartNumberingAfterBreak="0">
+  <w:abstractNum w:abstractNumId="95" w15:restartNumberingAfterBreak="0">
     <w:nsid w:val="5445228B"/>
     <w:multiLevelType w:val="multilevel"/>
     <w:tmpl w:val="AC20BB7A"/>
@@ -37673,7 +35975,7 @@
       </w:rPr>
     </w:lvl>
   </w:abstractNum>
-  <w:abstractNum w:abstractNumId="95" w15:restartNumberingAfterBreak="0">
+  <w:abstractNum w:abstractNumId="96" w15:restartNumberingAfterBreak="0">
     <w:nsid w:val="546A3073"/>
     <w:multiLevelType w:val="multilevel"/>
     <w:tmpl w:val="BD86754A"/>
@@ -37822,7 +36124,7 @@
       </w:rPr>
     </w:lvl>
   </w:abstractNum>
-  <w:abstractNum w:abstractNumId="96" w15:restartNumberingAfterBreak="0">
+  <w:abstractNum w:abstractNumId="97" w15:restartNumberingAfterBreak="0">
     <w:nsid w:val="549177C4"/>
     <w:multiLevelType w:val="hybridMultilevel"/>
     <w:tmpl w:val="D9FEA772"/>
@@ -37935,7 +36237,7 @@
       </w:pPr>
     </w:lvl>
   </w:abstractNum>
-  <w:abstractNum w:abstractNumId="97" w15:restartNumberingAfterBreak="0">
+  <w:abstractNum w:abstractNumId="98" w15:restartNumberingAfterBreak="0">
     <w:nsid w:val="54E23C0A"/>
     <w:multiLevelType w:val="multilevel"/>
     <w:tmpl w:val="304C5D3C"/>
@@ -38084,7 +36386,7 @@
       </w:rPr>
     </w:lvl>
   </w:abstractNum>
-  <w:abstractNum w:abstractNumId="98" w15:restartNumberingAfterBreak="0">
+  <w:abstractNum w:abstractNumId="99" w15:restartNumberingAfterBreak="0">
     <w:nsid w:val="55100B9E"/>
     <w:multiLevelType w:val="multilevel"/>
     <w:tmpl w:val="DB4CA3DA"/>
@@ -38233,7 +36535,7 @@
       </w:rPr>
     </w:lvl>
   </w:abstractNum>
-  <w:abstractNum w:abstractNumId="99" w15:restartNumberingAfterBreak="0">
+  <w:abstractNum w:abstractNumId="100" w15:restartNumberingAfterBreak="0">
     <w:nsid w:val="55113E3B"/>
     <w:multiLevelType w:val="multilevel"/>
     <w:tmpl w:val="5330BFDE"/>
@@ -38346,7 +36648,7 @@
       </w:rPr>
     </w:lvl>
   </w:abstractNum>
-  <w:abstractNum w:abstractNumId="100" w15:restartNumberingAfterBreak="0">
+  <w:abstractNum w:abstractNumId="101" w15:restartNumberingAfterBreak="0">
     <w:nsid w:val="55921794"/>
     <w:multiLevelType w:val="multilevel"/>
     <w:tmpl w:val="62AE20CC"/>
@@ -38495,7 +36797,7 @@
       </w:rPr>
     </w:lvl>
   </w:abstractNum>
-  <w:abstractNum w:abstractNumId="101" w15:restartNumberingAfterBreak="0">
+  <w:abstractNum w:abstractNumId="102" w15:restartNumberingAfterBreak="0">
     <w:nsid w:val="56EC70FB"/>
     <w:multiLevelType w:val="multilevel"/>
     <w:tmpl w:val="3ACACE24"/>
@@ -38644,7 +36946,7 @@
       </w:rPr>
     </w:lvl>
   </w:abstractNum>
-  <w:abstractNum w:abstractNumId="102" w15:restartNumberingAfterBreak="0">
+  <w:abstractNum w:abstractNumId="103" w15:restartNumberingAfterBreak="0">
     <w:nsid w:val="59623D66"/>
     <w:multiLevelType w:val="multilevel"/>
     <w:tmpl w:val="749E4104"/>
@@ -38793,7 +37095,7 @@
       </w:rPr>
     </w:lvl>
   </w:abstractNum>
-  <w:abstractNum w:abstractNumId="103" w15:restartNumberingAfterBreak="0">
+  <w:abstractNum w:abstractNumId="104" w15:restartNumberingAfterBreak="0">
     <w:nsid w:val="5A374B79"/>
     <w:multiLevelType w:val="multilevel"/>
     <w:tmpl w:val="645C87C0"/>
@@ -38942,7 +37244,7 @@
       </w:rPr>
     </w:lvl>
   </w:abstractNum>
-  <w:abstractNum w:abstractNumId="104" w15:restartNumberingAfterBreak="0">
+  <w:abstractNum w:abstractNumId="105" w15:restartNumberingAfterBreak="0">
     <w:nsid w:val="5BFE7A34"/>
     <w:multiLevelType w:val="hybridMultilevel"/>
     <w:tmpl w:val="C22E0C7E"/>
@@ -39028,7 +37330,7 @@
       </w:pPr>
     </w:lvl>
   </w:abstractNum>
-  <w:abstractNum w:abstractNumId="105" w15:restartNumberingAfterBreak="0">
+  <w:abstractNum w:abstractNumId="106" w15:restartNumberingAfterBreak="0">
     <w:nsid w:val="5CE87427"/>
     <w:multiLevelType w:val="multilevel"/>
     <w:tmpl w:val="96D01858"/>
@@ -39177,7 +37479,7 @@
       </w:rPr>
     </w:lvl>
   </w:abstractNum>
-  <w:abstractNum w:abstractNumId="106" w15:restartNumberingAfterBreak="0">
+  <w:abstractNum w:abstractNumId="107" w15:restartNumberingAfterBreak="0">
     <w:nsid w:val="5DB11D43"/>
     <w:multiLevelType w:val="multilevel"/>
     <w:tmpl w:val="80DE5CE0"/>
@@ -39290,7 +37592,7 @@
       </w:rPr>
     </w:lvl>
   </w:abstractNum>
-  <w:abstractNum w:abstractNumId="107" w15:restartNumberingAfterBreak="0">
+  <w:abstractNum w:abstractNumId="108" w15:restartNumberingAfterBreak="0">
     <w:nsid w:val="5DBB0CB2"/>
     <w:multiLevelType w:val="multilevel"/>
     <w:tmpl w:val="77E2A1EE"/>
@@ -39439,7 +37741,7 @@
       </w:rPr>
     </w:lvl>
   </w:abstractNum>
-  <w:abstractNum w:abstractNumId="108" w15:restartNumberingAfterBreak="0">
+  <w:abstractNum w:abstractNumId="109" w15:restartNumberingAfterBreak="0">
     <w:nsid w:val="5E5B099B"/>
     <w:multiLevelType w:val="multilevel"/>
     <w:tmpl w:val="7ED2A3B4"/>
@@ -39588,7 +37890,7 @@
       </w:rPr>
     </w:lvl>
   </w:abstractNum>
-  <w:abstractNum w:abstractNumId="109" w15:restartNumberingAfterBreak="0">
+  <w:abstractNum w:abstractNumId="110" w15:restartNumberingAfterBreak="0">
     <w:nsid w:val="60CD5B18"/>
     <w:multiLevelType w:val="multilevel"/>
     <w:tmpl w:val="C5CE02BA"/>
@@ -39737,7 +38039,7 @@
       </w:rPr>
     </w:lvl>
   </w:abstractNum>
-  <w:abstractNum w:abstractNumId="110" w15:restartNumberingAfterBreak="0">
+  <w:abstractNum w:abstractNumId="111" w15:restartNumberingAfterBreak="0">
     <w:nsid w:val="616F39B0"/>
     <w:multiLevelType w:val="multilevel"/>
     <w:tmpl w:val="8F72A710"/>
@@ -39886,7 +38188,7 @@
       </w:rPr>
     </w:lvl>
   </w:abstractNum>
-  <w:abstractNum w:abstractNumId="111" w15:restartNumberingAfterBreak="0">
+  <w:abstractNum w:abstractNumId="112" w15:restartNumberingAfterBreak="0">
     <w:nsid w:val="62FF0A5E"/>
     <w:multiLevelType w:val="hybridMultilevel"/>
     <w:tmpl w:val="B33A2FEA"/>
@@ -40026,7 +38328,7 @@
       </w:rPr>
     </w:lvl>
   </w:abstractNum>
-  <w:abstractNum w:abstractNumId="112" w15:restartNumberingAfterBreak="0">
+  <w:abstractNum w:abstractNumId="113" w15:restartNumberingAfterBreak="0">
     <w:nsid w:val="649E445C"/>
     <w:multiLevelType w:val="multilevel"/>
     <w:tmpl w:val="6E60F770"/>
@@ -40175,7 +38477,7 @@
       </w:rPr>
     </w:lvl>
   </w:abstractNum>
-  <w:abstractNum w:abstractNumId="113" w15:restartNumberingAfterBreak="0">
+  <w:abstractNum w:abstractNumId="114" w15:restartNumberingAfterBreak="0">
     <w:nsid w:val="651935E3"/>
     <w:multiLevelType w:val="multilevel"/>
     <w:tmpl w:val="F53A71DE"/>
@@ -40324,7 +38626,7 @@
       </w:rPr>
     </w:lvl>
   </w:abstractNum>
-  <w:abstractNum w:abstractNumId="114" w15:restartNumberingAfterBreak="0">
+  <w:abstractNum w:abstractNumId="115" w15:restartNumberingAfterBreak="0">
     <w:nsid w:val="65F24B8A"/>
     <w:multiLevelType w:val="multilevel"/>
     <w:tmpl w:val="870A106A"/>
@@ -40473,7 +38775,7 @@
       </w:rPr>
     </w:lvl>
   </w:abstractNum>
-  <w:abstractNum w:abstractNumId="115" w15:restartNumberingAfterBreak="0">
+  <w:abstractNum w:abstractNumId="116" w15:restartNumberingAfterBreak="0">
     <w:nsid w:val="664818CD"/>
     <w:multiLevelType w:val="multilevel"/>
     <w:tmpl w:val="4C6C2292"/>
@@ -40586,7 +38888,7 @@
       </w:pPr>
     </w:lvl>
   </w:abstractNum>
-  <w:abstractNum w:abstractNumId="116" w15:restartNumberingAfterBreak="0">
+  <w:abstractNum w:abstractNumId="117" w15:restartNumberingAfterBreak="0">
     <w:nsid w:val="66867F9B"/>
     <w:multiLevelType w:val="multilevel"/>
     <w:tmpl w:val="5868FB22"/>
@@ -40735,7 +39037,7 @@
       </w:rPr>
     </w:lvl>
   </w:abstractNum>
-  <w:abstractNum w:abstractNumId="117" w15:restartNumberingAfterBreak="0">
+  <w:abstractNum w:abstractNumId="118" w15:restartNumberingAfterBreak="0">
     <w:nsid w:val="688A39E1"/>
     <w:multiLevelType w:val="multilevel"/>
     <w:tmpl w:val="5A725E22"/>
@@ -40884,7 +39186,7 @@
       </w:rPr>
     </w:lvl>
   </w:abstractNum>
-  <w:abstractNum w:abstractNumId="118" w15:restartNumberingAfterBreak="0">
+  <w:abstractNum w:abstractNumId="119" w15:restartNumberingAfterBreak="0">
     <w:nsid w:val="69117DE1"/>
     <w:multiLevelType w:val="multilevel"/>
     <w:tmpl w:val="0A5E1928"/>
@@ -41033,7 +39335,7 @@
       </w:rPr>
     </w:lvl>
   </w:abstractNum>
-  <w:abstractNum w:abstractNumId="119" w15:restartNumberingAfterBreak="0">
+  <w:abstractNum w:abstractNumId="120" w15:restartNumberingAfterBreak="0">
     <w:nsid w:val="69AE7EFA"/>
     <w:multiLevelType w:val="multilevel"/>
     <w:tmpl w:val="10A00596"/>
@@ -41182,7 +39484,7 @@
       </w:rPr>
     </w:lvl>
   </w:abstractNum>
-  <w:abstractNum w:abstractNumId="120" w15:restartNumberingAfterBreak="0">
+  <w:abstractNum w:abstractNumId="121" w15:restartNumberingAfterBreak="0">
     <w:nsid w:val="69E40AE2"/>
     <w:multiLevelType w:val="hybridMultilevel"/>
     <w:tmpl w:val="69D6B97A"/>
@@ -41268,7 +39570,7 @@
       </w:pPr>
     </w:lvl>
   </w:abstractNum>
-  <w:abstractNum w:abstractNumId="121" w15:restartNumberingAfterBreak="0">
+  <w:abstractNum w:abstractNumId="122" w15:restartNumberingAfterBreak="0">
     <w:nsid w:val="6B80674D"/>
     <w:multiLevelType w:val="multilevel"/>
     <w:tmpl w:val="76F40654"/>
@@ -41384,7 +39686,7 @@
       </w:rPr>
     </w:lvl>
   </w:abstractNum>
-  <w:abstractNum w:abstractNumId="122" w15:restartNumberingAfterBreak="0">
+  <w:abstractNum w:abstractNumId="123" w15:restartNumberingAfterBreak="0">
     <w:nsid w:val="6C8B59C5"/>
     <w:multiLevelType w:val="multilevel"/>
     <w:tmpl w:val="4C326B78"/>
@@ -41533,7 +39835,7 @@
       </w:rPr>
     </w:lvl>
   </w:abstractNum>
-  <w:abstractNum w:abstractNumId="123" w15:restartNumberingAfterBreak="0">
+  <w:abstractNum w:abstractNumId="124" w15:restartNumberingAfterBreak="0">
     <w:nsid w:val="6E8E1AE5"/>
     <w:multiLevelType w:val="multilevel"/>
     <w:tmpl w:val="F1F00362"/>
@@ -41682,7 +39984,7 @@
       </w:rPr>
     </w:lvl>
   </w:abstractNum>
-  <w:abstractNum w:abstractNumId="124" w15:restartNumberingAfterBreak="0">
+  <w:abstractNum w:abstractNumId="125" w15:restartNumberingAfterBreak="0">
     <w:nsid w:val="6F513508"/>
     <w:multiLevelType w:val="multilevel"/>
     <w:tmpl w:val="4D52BEDA"/>
@@ -41831,7 +40133,7 @@
       </w:rPr>
     </w:lvl>
   </w:abstractNum>
-  <w:abstractNum w:abstractNumId="125" w15:restartNumberingAfterBreak="0">
+  <w:abstractNum w:abstractNumId="126" w15:restartNumberingAfterBreak="0">
     <w:nsid w:val="6FC51C9F"/>
     <w:multiLevelType w:val="multilevel"/>
     <w:tmpl w:val="597A22BA"/>
@@ -41980,7 +40282,7 @@
       </w:rPr>
     </w:lvl>
   </w:abstractNum>
-  <w:abstractNum w:abstractNumId="126" w15:restartNumberingAfterBreak="0">
+  <w:abstractNum w:abstractNumId="127" w15:restartNumberingAfterBreak="0">
     <w:nsid w:val="70566437"/>
     <w:multiLevelType w:val="multilevel"/>
     <w:tmpl w:val="C4EAD6CE"/>
@@ -42129,7 +40431,7 @@
       </w:rPr>
     </w:lvl>
   </w:abstractNum>
-  <w:abstractNum w:abstractNumId="127" w15:restartNumberingAfterBreak="0">
+  <w:abstractNum w:abstractNumId="128" w15:restartNumberingAfterBreak="0">
     <w:nsid w:val="706A50FE"/>
     <w:multiLevelType w:val="multilevel"/>
     <w:tmpl w:val="E30A7368"/>
@@ -42278,7 +40580,7 @@
       </w:rPr>
     </w:lvl>
   </w:abstractNum>
-  <w:abstractNum w:abstractNumId="128" w15:restartNumberingAfterBreak="0">
+  <w:abstractNum w:abstractNumId="129" w15:restartNumberingAfterBreak="0">
     <w:nsid w:val="70EA0B95"/>
     <w:multiLevelType w:val="hybridMultilevel"/>
     <w:tmpl w:val="DC820FE8"/>
@@ -42367,7 +40669,7 @@
       </w:pPr>
     </w:lvl>
   </w:abstractNum>
-  <w:abstractNum w:abstractNumId="129" w15:restartNumberingAfterBreak="0">
+  <w:abstractNum w:abstractNumId="130" w15:restartNumberingAfterBreak="0">
     <w:nsid w:val="71436274"/>
     <w:multiLevelType w:val="multilevel"/>
     <w:tmpl w:val="6EF65742"/>
@@ -42516,7 +40818,7 @@
       </w:rPr>
     </w:lvl>
   </w:abstractNum>
-  <w:abstractNum w:abstractNumId="130" w15:restartNumberingAfterBreak="0">
+  <w:abstractNum w:abstractNumId="131" w15:restartNumberingAfterBreak="0">
     <w:nsid w:val="7192406E"/>
     <w:multiLevelType w:val="multilevel"/>
     <w:tmpl w:val="F9A866EC"/>
@@ -42629,7 +40931,7 @@
       </w:rPr>
     </w:lvl>
   </w:abstractNum>
-  <w:abstractNum w:abstractNumId="131" w15:restartNumberingAfterBreak="0">
+  <w:abstractNum w:abstractNumId="132" w15:restartNumberingAfterBreak="0">
     <w:nsid w:val="72696A11"/>
     <w:multiLevelType w:val="multilevel"/>
     <w:tmpl w:val="D8CA3DAC"/>
@@ -42778,7 +41080,7 @@
       </w:rPr>
     </w:lvl>
   </w:abstractNum>
-  <w:abstractNum w:abstractNumId="132" w15:restartNumberingAfterBreak="0">
+  <w:abstractNum w:abstractNumId="133" w15:restartNumberingAfterBreak="0">
     <w:nsid w:val="728A6045"/>
     <w:multiLevelType w:val="multilevel"/>
     <w:tmpl w:val="09627956"/>
@@ -42927,7 +41229,7 @@
       </w:rPr>
     </w:lvl>
   </w:abstractNum>
-  <w:abstractNum w:abstractNumId="133" w15:restartNumberingAfterBreak="0">
+  <w:abstractNum w:abstractNumId="134" w15:restartNumberingAfterBreak="0">
     <w:nsid w:val="73914B85"/>
     <w:multiLevelType w:val="hybridMultilevel"/>
     <w:tmpl w:val="07BCFFAC"/>
@@ -43040,7 +41342,7 @@
       </w:pPr>
     </w:lvl>
   </w:abstractNum>
-  <w:abstractNum w:abstractNumId="134" w15:restartNumberingAfterBreak="0">
+  <w:abstractNum w:abstractNumId="135" w15:restartNumberingAfterBreak="0">
     <w:nsid w:val="74DF6CCA"/>
     <w:multiLevelType w:val="multilevel"/>
     <w:tmpl w:val="9CD4ED1C"/>
@@ -43189,7 +41491,7 @@
       </w:rPr>
     </w:lvl>
   </w:abstractNum>
-  <w:abstractNum w:abstractNumId="135" w15:restartNumberingAfterBreak="0">
+  <w:abstractNum w:abstractNumId="136" w15:restartNumberingAfterBreak="0">
     <w:nsid w:val="7589660C"/>
     <w:multiLevelType w:val="multilevel"/>
     <w:tmpl w:val="67860E9E"/>
@@ -43338,7 +41640,7 @@
       </w:rPr>
     </w:lvl>
   </w:abstractNum>
-  <w:abstractNum w:abstractNumId="136" w15:restartNumberingAfterBreak="0">
+  <w:abstractNum w:abstractNumId="137" w15:restartNumberingAfterBreak="0">
     <w:nsid w:val="76044C06"/>
     <w:multiLevelType w:val="multilevel"/>
     <w:tmpl w:val="92FE90DA"/>
@@ -43451,7 +41753,7 @@
       </w:rPr>
     </w:lvl>
   </w:abstractNum>
-  <w:abstractNum w:abstractNumId="137" w15:restartNumberingAfterBreak="0">
+  <w:abstractNum w:abstractNumId="138" w15:restartNumberingAfterBreak="0">
     <w:nsid w:val="77460643"/>
     <w:multiLevelType w:val="multilevel"/>
     <w:tmpl w:val="ADDAFE8A"/>
@@ -43600,7 +41902,7 @@
       </w:rPr>
     </w:lvl>
   </w:abstractNum>
-  <w:abstractNum w:abstractNumId="138" w15:restartNumberingAfterBreak="0">
+  <w:abstractNum w:abstractNumId="139" w15:restartNumberingAfterBreak="0">
     <w:nsid w:val="77D03DB9"/>
     <w:multiLevelType w:val="multilevel"/>
     <w:tmpl w:val="589E0BDC"/>
@@ -43713,7 +42015,7 @@
       </w:rPr>
     </w:lvl>
   </w:abstractNum>
-  <w:abstractNum w:abstractNumId="139" w15:restartNumberingAfterBreak="0">
+  <w:abstractNum w:abstractNumId="140" w15:restartNumberingAfterBreak="0">
     <w:nsid w:val="77D877A6"/>
     <w:multiLevelType w:val="multilevel"/>
     <w:tmpl w:val="DFAC764C"/>
@@ -43862,7 +42164,7 @@
       </w:rPr>
     </w:lvl>
   </w:abstractNum>
-  <w:abstractNum w:abstractNumId="140" w15:restartNumberingAfterBreak="0">
+  <w:abstractNum w:abstractNumId="141" w15:restartNumberingAfterBreak="0">
     <w:nsid w:val="7A26654C"/>
     <w:multiLevelType w:val="multilevel"/>
     <w:tmpl w:val="CF3A818A"/>
@@ -44011,7 +42313,7 @@
       </w:rPr>
     </w:lvl>
   </w:abstractNum>
-  <w:abstractNum w:abstractNumId="141" w15:restartNumberingAfterBreak="0">
+  <w:abstractNum w:abstractNumId="142" w15:restartNumberingAfterBreak="0">
     <w:nsid w:val="7AF5671B"/>
     <w:multiLevelType w:val="multilevel"/>
     <w:tmpl w:val="698C95D6"/>
@@ -44160,7 +42462,7 @@
       </w:rPr>
     </w:lvl>
   </w:abstractNum>
-  <w:abstractNum w:abstractNumId="142" w15:restartNumberingAfterBreak="0">
+  <w:abstractNum w:abstractNumId="143" w15:restartNumberingAfterBreak="0">
     <w:nsid w:val="7D4233C1"/>
     <w:multiLevelType w:val="multilevel"/>
     <w:tmpl w:val="8390AFAE"/>
@@ -44273,7 +42575,7 @@
       </w:rPr>
     </w:lvl>
   </w:abstractNum>
-  <w:abstractNum w:abstractNumId="143" w15:restartNumberingAfterBreak="0">
+  <w:abstractNum w:abstractNumId="144" w15:restartNumberingAfterBreak="0">
     <w:nsid w:val="7D532B25"/>
     <w:multiLevelType w:val="multilevel"/>
     <w:tmpl w:val="E0B05A9E"/>
@@ -44386,7 +42688,7 @@
       </w:pPr>
     </w:lvl>
   </w:abstractNum>
-  <w:abstractNum w:abstractNumId="144" w15:restartNumberingAfterBreak="0">
+  <w:abstractNum w:abstractNumId="145" w15:restartNumberingAfterBreak="0">
     <w:nsid w:val="7DD9538A"/>
     <w:multiLevelType w:val="multilevel"/>
     <w:tmpl w:val="24F29F18"/>
@@ -44499,7 +42801,7 @@
       </w:pPr>
     </w:lvl>
   </w:abstractNum>
-  <w:abstractNum w:abstractNumId="145" w15:restartNumberingAfterBreak="0">
+  <w:abstractNum w:abstractNumId="146" w15:restartNumberingAfterBreak="0">
     <w:nsid w:val="7EE26FDC"/>
     <w:multiLevelType w:val="hybridMultilevel"/>
     <w:tmpl w:val="52C4C0BA"/>
@@ -44588,7 +42890,7 @@
       </w:pPr>
     </w:lvl>
   </w:abstractNum>
-  <w:abstractNum w:abstractNumId="146" w15:restartNumberingAfterBreak="0">
+  <w:abstractNum w:abstractNumId="147" w15:restartNumberingAfterBreak="0">
     <w:nsid w:val="7F540DB0"/>
     <w:multiLevelType w:val="multilevel"/>
     <w:tmpl w:val="79368F1E"/>
@@ -44737,7 +43039,7 @@
       </w:rPr>
     </w:lvl>
   </w:abstractNum>
-  <w:abstractNum w:abstractNumId="147" w15:restartNumberingAfterBreak="0">
+  <w:abstractNum w:abstractNumId="148" w15:restartNumberingAfterBreak="0">
     <w:nsid w:val="7F855540"/>
     <w:multiLevelType w:val="multilevel"/>
     <w:tmpl w:val="75B2BF38"/>
@@ -44850,7 +43152,7 @@
       </w:pPr>
     </w:lvl>
   </w:abstractNum>
-  <w:abstractNum w:abstractNumId="148" w15:restartNumberingAfterBreak="0">
+  <w:abstractNum w:abstractNumId="149" w15:restartNumberingAfterBreak="0">
     <w:nsid w:val="7FBF1069"/>
     <w:multiLevelType w:val="multilevel"/>
     <w:tmpl w:val="78420AF2"/>
@@ -45000,7 +43302,7 @@
     </w:lvl>
   </w:abstractNum>
   <w:num w:numId="1" w16cid:durableId="2037073241">
-    <w:abstractNumId w:val="121"/>
+    <w:abstractNumId w:val="122"/>
   </w:num>
   <w:num w:numId="2" w16cid:durableId="1894924696">
     <w:abstractNumId w:val="4"/>
@@ -45009,7 +43311,7 @@
     <w:abstractNumId w:val="73"/>
   </w:num>
   <w:num w:numId="4" w16cid:durableId="1287540423">
-    <w:abstractNumId w:val="90"/>
+    <w:abstractNumId w:val="91"/>
   </w:num>
   <w:num w:numId="5" w16cid:durableId="676348856">
     <w:abstractNumId w:val="1"/>
@@ -45036,28 +43338,28 @@
     <w:abstractNumId w:val="57"/>
   </w:num>
   <w:num w:numId="13" w16cid:durableId="79260182">
-    <w:abstractNumId w:val="85"/>
+    <w:abstractNumId w:val="86"/>
   </w:num>
   <w:num w:numId="14" w16cid:durableId="2011180264">
     <w:abstractNumId w:val="13"/>
   </w:num>
   <w:num w:numId="15" w16cid:durableId="1951738242">
-    <w:abstractNumId w:val="104"/>
+    <w:abstractNumId w:val="105"/>
   </w:num>
   <w:num w:numId="16" w16cid:durableId="356779682">
-    <w:abstractNumId w:val="99"/>
+    <w:abstractNumId w:val="100"/>
   </w:num>
   <w:num w:numId="17" w16cid:durableId="824974735">
     <w:abstractNumId w:val="37"/>
   </w:num>
   <w:num w:numId="18" w16cid:durableId="1436629909">
-    <w:abstractNumId w:val="136"/>
+    <w:abstractNumId w:val="137"/>
   </w:num>
   <w:num w:numId="19" w16cid:durableId="197398318">
-    <w:abstractNumId w:val="92"/>
+    <w:abstractNumId w:val="93"/>
   </w:num>
   <w:num w:numId="20" w16cid:durableId="1749033715">
-    <w:abstractNumId w:val="142"/>
+    <w:abstractNumId w:val="143"/>
   </w:num>
   <w:num w:numId="21" w16cid:durableId="2027562906">
     <w:abstractNumId w:val="75"/>
@@ -45066,28 +43368,28 @@
     <w:abstractNumId w:val="41"/>
   </w:num>
   <w:num w:numId="23" w16cid:durableId="589510964">
-    <w:abstractNumId w:val="83"/>
+    <w:abstractNumId w:val="84"/>
   </w:num>
   <w:num w:numId="24" w16cid:durableId="2088110393">
-    <w:abstractNumId w:val="128"/>
+    <w:abstractNumId w:val="129"/>
   </w:num>
   <w:num w:numId="25" w16cid:durableId="451746314">
     <w:abstractNumId w:val="55"/>
   </w:num>
   <w:num w:numId="26" w16cid:durableId="1881891909">
-    <w:abstractNumId w:val="145"/>
+    <w:abstractNumId w:val="146"/>
   </w:num>
   <w:num w:numId="27" w16cid:durableId="1888183878">
-    <w:abstractNumId w:val="120"/>
+    <w:abstractNumId w:val="121"/>
   </w:num>
   <w:num w:numId="28" w16cid:durableId="1187793429">
     <w:abstractNumId w:val="62"/>
   </w:num>
   <w:num w:numId="29" w16cid:durableId="975523541">
-    <w:abstractNumId w:val="96"/>
+    <w:abstractNumId w:val="97"/>
   </w:num>
   <w:num w:numId="30" w16cid:durableId="336735512">
-    <w:abstractNumId w:val="133"/>
+    <w:abstractNumId w:val="134"/>
   </w:num>
   <w:num w:numId="31" w16cid:durableId="2028752755">
     <w:abstractNumId w:val="14"/>
@@ -45096,19 +43398,19 @@
     <w:abstractNumId w:val="51"/>
   </w:num>
   <w:num w:numId="33" w16cid:durableId="1204640309">
-    <w:abstractNumId w:val="111"/>
+    <w:abstractNumId w:val="112"/>
   </w:num>
   <w:num w:numId="34" w16cid:durableId="481577953">
-    <w:abstractNumId w:val="138"/>
+    <w:abstractNumId w:val="139"/>
   </w:num>
   <w:num w:numId="35" w16cid:durableId="449786102">
     <w:abstractNumId w:val="56"/>
   </w:num>
   <w:num w:numId="36" w16cid:durableId="2003728042">
-    <w:abstractNumId w:val="134"/>
+    <w:abstractNumId w:val="135"/>
   </w:num>
   <w:num w:numId="37" w16cid:durableId="1264534020">
-    <w:abstractNumId w:val="115"/>
+    <w:abstractNumId w:val="116"/>
   </w:num>
   <w:num w:numId="38" w16cid:durableId="109400514">
     <w:abstractNumId w:val="17"/>
@@ -45120,7 +43422,7 @@
     <w:abstractNumId w:val="46"/>
   </w:num>
   <w:num w:numId="41" w16cid:durableId="1829396671">
-    <w:abstractNumId w:val="88"/>
+    <w:abstractNumId w:val="89"/>
   </w:num>
   <w:num w:numId="42" w16cid:durableId="2134782286">
     <w:abstractNumId w:val="82"/>
@@ -45129,13 +43431,13 @@
     <w:abstractNumId w:val="42"/>
   </w:num>
   <w:num w:numId="44" w16cid:durableId="1752653015">
-    <w:abstractNumId w:val="107"/>
+    <w:abstractNumId w:val="108"/>
   </w:num>
   <w:num w:numId="45" w16cid:durableId="837618720">
     <w:abstractNumId w:val="21"/>
   </w:num>
   <w:num w:numId="46" w16cid:durableId="1613317407">
-    <w:abstractNumId w:val="86"/>
+    <w:abstractNumId w:val="87"/>
   </w:num>
   <w:num w:numId="47" w16cid:durableId="2128425524">
     <w:abstractNumId w:val="7"/>
@@ -45147,13 +43449,13 @@
     <w:abstractNumId w:val="79"/>
   </w:num>
   <w:num w:numId="50" w16cid:durableId="1550991743">
-    <w:abstractNumId w:val="113"/>
+    <w:abstractNumId w:val="114"/>
   </w:num>
   <w:num w:numId="51" w16cid:durableId="1352955854">
-    <w:abstractNumId w:val="137"/>
+    <w:abstractNumId w:val="138"/>
   </w:num>
   <w:num w:numId="52" w16cid:durableId="2024547717">
-    <w:abstractNumId w:val="129"/>
+    <w:abstractNumId w:val="130"/>
   </w:num>
   <w:num w:numId="53" w16cid:durableId="156269480">
     <w:abstractNumId w:val="36"/>
@@ -45162,7 +43464,7 @@
     <w:abstractNumId w:val="12"/>
   </w:num>
   <w:num w:numId="55" w16cid:durableId="321276165">
-    <w:abstractNumId w:val="95"/>
+    <w:abstractNumId w:val="96"/>
   </w:num>
   <w:num w:numId="56" w16cid:durableId="1238324460">
     <w:abstractNumId w:val="23"/>
@@ -45177,7 +43479,7 @@
     <w:abstractNumId w:val="31"/>
   </w:num>
   <w:num w:numId="60" w16cid:durableId="2077701780">
-    <w:abstractNumId w:val="127"/>
+    <w:abstractNumId w:val="128"/>
   </w:num>
   <w:num w:numId="61" w16cid:durableId="1347095942">
     <w:abstractNumId w:val="5"/>
@@ -45189,7 +43491,7 @@
     <w:abstractNumId w:val="16"/>
   </w:num>
   <w:num w:numId="64" w16cid:durableId="894895171">
-    <w:abstractNumId w:val="122"/>
+    <w:abstractNumId w:val="123"/>
   </w:num>
   <w:num w:numId="65" w16cid:durableId="65228553">
     <w:abstractNumId w:val="43"/>
@@ -45204,10 +43506,10 @@
     <w:abstractNumId w:val="52"/>
   </w:num>
   <w:num w:numId="69" w16cid:durableId="564679590">
-    <w:abstractNumId w:val="124"/>
+    <w:abstractNumId w:val="125"/>
   </w:num>
   <w:num w:numId="70" w16cid:durableId="1458403734">
-    <w:abstractNumId w:val="102"/>
+    <w:abstractNumId w:val="103"/>
   </w:num>
   <w:num w:numId="71" w16cid:durableId="1826819576">
     <w:abstractNumId w:val="49"/>
@@ -45219,7 +43521,7 @@
     <w:abstractNumId w:val="44"/>
   </w:num>
   <w:num w:numId="74" w16cid:durableId="230428459">
-    <w:abstractNumId w:val="109"/>
+    <w:abstractNumId w:val="110"/>
   </w:num>
   <w:num w:numId="75" w16cid:durableId="1684552601">
     <w:abstractNumId w:val="26"/>
@@ -45228,19 +43530,19 @@
     <w:abstractNumId w:val="65"/>
   </w:num>
   <w:num w:numId="77" w16cid:durableId="1531841397">
-    <w:abstractNumId w:val="143"/>
+    <w:abstractNumId w:val="144"/>
   </w:num>
   <w:num w:numId="78" w16cid:durableId="2071952938">
     <w:abstractNumId w:val="64"/>
   </w:num>
   <w:num w:numId="79" w16cid:durableId="347408441">
-    <w:abstractNumId w:val="97"/>
+    <w:abstractNumId w:val="98"/>
   </w:num>
   <w:num w:numId="80" w16cid:durableId="1080954121">
     <w:abstractNumId w:val="29"/>
   </w:num>
   <w:num w:numId="81" w16cid:durableId="607809423">
-    <w:abstractNumId w:val="131"/>
+    <w:abstractNumId w:val="132"/>
   </w:num>
   <w:num w:numId="82" w16cid:durableId="1074006971">
     <w:abstractNumId w:val="39"/>
@@ -45252,22 +43554,22 @@
     <w:abstractNumId w:val="59"/>
   </w:num>
   <w:num w:numId="85" w16cid:durableId="1363818865">
-    <w:abstractNumId w:val="117"/>
+    <w:abstractNumId w:val="118"/>
   </w:num>
   <w:num w:numId="86" w16cid:durableId="1410613351">
-    <w:abstractNumId w:val="125"/>
+    <w:abstractNumId w:val="126"/>
   </w:num>
   <w:num w:numId="87" w16cid:durableId="672949143">
-    <w:abstractNumId w:val="147"/>
+    <w:abstractNumId w:val="148"/>
   </w:num>
   <w:num w:numId="88" w16cid:durableId="383875792">
-    <w:abstractNumId w:val="112"/>
+    <w:abstractNumId w:val="113"/>
   </w:num>
   <w:num w:numId="89" w16cid:durableId="1010060579">
-    <w:abstractNumId w:val="132"/>
+    <w:abstractNumId w:val="133"/>
   </w:num>
   <w:num w:numId="90" w16cid:durableId="201094719">
-    <w:abstractNumId w:val="140"/>
+    <w:abstractNumId w:val="141"/>
   </w:num>
   <w:num w:numId="91" w16cid:durableId="1075397624">
     <w:abstractNumId w:val="28"/>
@@ -45282,28 +43584,28 @@
     <w:abstractNumId w:val="11"/>
   </w:num>
   <w:num w:numId="95" w16cid:durableId="428353690">
-    <w:abstractNumId w:val="123"/>
+    <w:abstractNumId w:val="124"/>
   </w:num>
   <w:num w:numId="96" w16cid:durableId="214321822">
-    <w:abstractNumId w:val="84"/>
+    <w:abstractNumId w:val="85"/>
   </w:num>
   <w:num w:numId="97" w16cid:durableId="1560358230">
     <w:abstractNumId w:val="80"/>
   </w:num>
   <w:num w:numId="98" w16cid:durableId="1758162716">
-    <w:abstractNumId w:val="139"/>
+    <w:abstractNumId w:val="140"/>
   </w:num>
   <w:num w:numId="99" w16cid:durableId="1535270130">
     <w:abstractNumId w:val="25"/>
   </w:num>
   <w:num w:numId="100" w16cid:durableId="559902274">
-    <w:abstractNumId w:val="148"/>
+    <w:abstractNumId w:val="149"/>
   </w:num>
   <w:num w:numId="101" w16cid:durableId="1225215280">
     <w:abstractNumId w:val="27"/>
   </w:num>
   <w:num w:numId="102" w16cid:durableId="1552691920">
-    <w:abstractNumId w:val="110"/>
+    <w:abstractNumId w:val="111"/>
   </w:num>
   <w:num w:numId="103" w16cid:durableId="577710983">
     <w:abstractNumId w:val="30"/>
@@ -45315,10 +43617,10 @@
     <w:abstractNumId w:val="66"/>
   </w:num>
   <w:num w:numId="106" w16cid:durableId="1829245094">
-    <w:abstractNumId w:val="144"/>
+    <w:abstractNumId w:val="145"/>
   </w:num>
   <w:num w:numId="107" w16cid:durableId="5599671">
-    <w:abstractNumId w:val="116"/>
+    <w:abstractNumId w:val="117"/>
   </w:num>
   <w:num w:numId="108" w16cid:durableId="1152522713">
     <w:abstractNumId w:val="76"/>
@@ -45327,13 +43629,13 @@
     <w:abstractNumId w:val="81"/>
   </w:num>
   <w:num w:numId="110" w16cid:durableId="889223067">
-    <w:abstractNumId w:val="118"/>
+    <w:abstractNumId w:val="119"/>
   </w:num>
   <w:num w:numId="111" w16cid:durableId="127551904">
     <w:abstractNumId w:val="67"/>
   </w:num>
   <w:num w:numId="112" w16cid:durableId="1918437984">
-    <w:abstractNumId w:val="89"/>
+    <w:abstractNumId w:val="90"/>
   </w:num>
   <w:num w:numId="113" w16cid:durableId="1024985990">
     <w:abstractNumId w:val="69"/>
@@ -45345,25 +43647,25 @@
     <w:abstractNumId w:val="40"/>
   </w:num>
   <w:num w:numId="116" w16cid:durableId="659430087">
-    <w:abstractNumId w:val="126"/>
+    <w:abstractNumId w:val="127"/>
   </w:num>
   <w:num w:numId="117" w16cid:durableId="1670866882">
-    <w:abstractNumId w:val="141"/>
+    <w:abstractNumId w:val="142"/>
   </w:num>
   <w:num w:numId="118" w16cid:durableId="1571692270">
-    <w:abstractNumId w:val="100"/>
+    <w:abstractNumId w:val="101"/>
   </w:num>
   <w:num w:numId="119" w16cid:durableId="2133748667">
-    <w:abstractNumId w:val="93"/>
+    <w:abstractNumId w:val="94"/>
   </w:num>
   <w:num w:numId="120" w16cid:durableId="31077350">
     <w:abstractNumId w:val="50"/>
   </w:num>
   <w:num w:numId="121" w16cid:durableId="629432948">
-    <w:abstractNumId w:val="87"/>
+    <w:abstractNumId w:val="88"/>
   </w:num>
   <w:num w:numId="122" w16cid:durableId="1728530723">
-    <w:abstractNumId w:val="94"/>
+    <w:abstractNumId w:val="95"/>
   </w:num>
   <w:num w:numId="123" w16cid:durableId="475295213">
     <w:abstractNumId w:val="10"/>
@@ -45372,7 +43674,7 @@
     <w:abstractNumId w:val="60"/>
   </w:num>
   <w:num w:numId="125" w16cid:durableId="1222667825">
-    <w:abstractNumId w:val="91"/>
+    <w:abstractNumId w:val="92"/>
   </w:num>
   <w:num w:numId="126" w16cid:durableId="164176005">
     <w:abstractNumId w:val="9"/>
@@ -45381,7 +43683,7 @@
     <w:abstractNumId w:val="71"/>
   </w:num>
   <w:num w:numId="128" w16cid:durableId="1279722403">
-    <w:abstractNumId w:val="119"/>
+    <w:abstractNumId w:val="120"/>
   </w:num>
   <w:num w:numId="129" w16cid:durableId="39596149">
     <w:abstractNumId w:val="63"/>
@@ -45390,10 +43692,10 @@
     <w:abstractNumId w:val="45"/>
   </w:num>
   <w:num w:numId="131" w16cid:durableId="335694064">
-    <w:abstractNumId w:val="114"/>
+    <w:abstractNumId w:val="115"/>
   </w:num>
   <w:num w:numId="132" w16cid:durableId="1730418800">
-    <w:abstractNumId w:val="101"/>
+    <w:abstractNumId w:val="102"/>
   </w:num>
   <w:num w:numId="133" w16cid:durableId="502934331">
     <w:abstractNumId w:val="48"/>
@@ -45408,22 +43710,22 @@
     <w:abstractNumId w:val="20"/>
   </w:num>
   <w:num w:numId="137" w16cid:durableId="1062633439">
-    <w:abstractNumId w:val="98"/>
+    <w:abstractNumId w:val="99"/>
   </w:num>
   <w:num w:numId="138" w16cid:durableId="2075464297">
     <w:abstractNumId w:val="53"/>
   </w:num>
   <w:num w:numId="139" w16cid:durableId="123889549">
-    <w:abstractNumId w:val="135"/>
+    <w:abstractNumId w:val="136"/>
   </w:num>
   <w:num w:numId="140" w16cid:durableId="439301498">
-    <w:abstractNumId w:val="105"/>
+    <w:abstractNumId w:val="106"/>
   </w:num>
   <w:num w:numId="141" w16cid:durableId="774835874">
-    <w:abstractNumId w:val="106"/>
+    <w:abstractNumId w:val="107"/>
   </w:num>
   <w:num w:numId="142" w16cid:durableId="2026860286">
-    <w:abstractNumId w:val="130"/>
+    <w:abstractNumId w:val="131"/>
   </w:num>
   <w:num w:numId="143" w16cid:durableId="269430725">
     <w:abstractNumId w:val="18"/>
@@ -45432,19 +43734,22 @@
     <w:abstractNumId w:val="78"/>
   </w:num>
   <w:num w:numId="145" w16cid:durableId="1955288899">
-    <w:abstractNumId w:val="146"/>
+    <w:abstractNumId w:val="147"/>
   </w:num>
   <w:num w:numId="146" w16cid:durableId="836043580">
-    <w:abstractNumId w:val="103"/>
+    <w:abstractNumId w:val="104"/>
   </w:num>
   <w:num w:numId="147" w16cid:durableId="1183478200">
     <w:abstractNumId w:val="61"/>
   </w:num>
   <w:num w:numId="148" w16cid:durableId="1894464113">
-    <w:abstractNumId w:val="108"/>
+    <w:abstractNumId w:val="109"/>
   </w:num>
   <w:num w:numId="149" w16cid:durableId="1060714875">
     <w:abstractNumId w:val="70"/>
+  </w:num>
+  <w:num w:numId="150" w16cid:durableId="1849638170">
+    <w:abstractNumId w:val="83"/>
   </w:num>
 </w:numbering>
 </file>
